--- a/ProjectBackend/API DOC.docx
+++ b/ProjectBackend/API DOC.docx
@@ -2,6 +2,327 @@
 <file path=word/document.xml><?xml version="1.0" encoding="utf-8"?>
 <w:document xmlns:wpc="http://schemas.microsoft.com/office/word/2010/wordprocessingCanvas" xmlns:cx="http://schemas.microsoft.com/office/drawing/2014/chartex" xmlns:cx1="http://schemas.microsoft.com/office/drawing/2015/9/8/chartex" xmlns:cx2="http://schemas.microsoft.com/office/drawing/2015/10/21/chartex" xmlns:cx3="http://schemas.microsoft.com/office/drawing/2016/5/9/chartex" xmlns:cx4="http://schemas.microsoft.com/office/drawing/2016/5/10/chartex" xmlns:cx5="http://schemas.microsoft.com/office/drawing/2016/5/11/chartex" xmlns:cx6="http://schemas.microsoft.com/office/drawing/2016/5/12/chartex" xmlns:cx7="http://schemas.microsoft.com/office/drawing/2016/5/13/chartex" xmlns:cx8="http://schemas.microsoft.com/office/drawing/2016/5/14/chartex" xmlns:mc="http://schemas.openxmlformats.org/markup-compatibility/2006" xmlns:aink="http://schemas.microsoft.com/office/drawing/2016/ink" xmlns:am3d="http://schemas.microsoft.com/office/drawing/2017/model3d" xmlns:o="urn:schemas-microsoft-com:office:office" xmlns:oel="http://schemas.microsoft.com/office/2019/extlst" xmlns:r="http://schemas.openxmlformats.org/officeDocument/2006/relationships" xmlns:m="http://schemas.openxmlformats.org/officeDocument/2006/math" xmlns:v="urn:schemas-microsoft-com:vml" xmlns:wp14="http://schemas.microsoft.com/office/word/2010/wordprocessingDrawing" xmlns:wp="http://schemas.openxmlformats.org/drawingml/2006/wordprocessingDrawing" xmlns:w10="urn:schemas-microsoft-com:office:word" xmlns:w="http://schemas.openxmlformats.org/wordprocessingml/2006/main" xmlns:w14="http://schemas.microsoft.com/office/word/2010/wordml" xmlns:w15="http://schemas.microsoft.com/office/word/2012/wordml" xmlns:w16cex="http://schemas.microsoft.com/office/word/2018/wordml/cex" xmlns:w16cid="http://schemas.microsoft.com/office/word/2016/wordml/cid" xmlns:w16="http://schemas.microsoft.com/office/word/2018/wordml" xmlns:w16du="http://schemas.microsoft.com/office/word/2023/wordml/word16du" xmlns:w16sdtdh="http://schemas.microsoft.com/office/word/2020/wordml/sdtdatahash" xmlns:w16se="http://schemas.microsoft.com/office/word/2015/wordml/symex" xmlns:wpg="http://schemas.microsoft.com/office/word/2010/wordprocessingGroup" xmlns:wpi="http://schemas.microsoft.com/office/word/2010/wordprocessingInk" xmlns:wne="http://schemas.microsoft.com/office/word/2006/wordml" xmlns:wps="http://schemas.microsoft.com/office/word/2010/wordprocessingShape" mc:Ignorable="w14 w15 w16se w16cid w16 w16cex w16sdtdh w16du wp14">
   <w:body>
+    <w:p>
+      <w:r>
+        <w:t>API Functionalities:</w:t>
+      </w:r>
+    </w:p>
+    <w:p>
+      <w:r>
+        <w:t>The following things should happen when testing the REST API:</w:t>
+      </w:r>
+    </w:p>
+    <w:p>
+      <w:r>
+        <w:t>FAQ:</w:t>
+      </w:r>
+    </w:p>
+    <w:p>
+      <w:pPr>
+        <w:pStyle w:val="ListParagraph"/>
+        <w:numPr>
+          <w:ilvl w:val="0"/>
+          <w:numId w:val="1"/>
+        </w:numPr>
+      </w:pPr>
+      <w:r>
+        <w:t>Read: Ensures that the user can retrieve and view a specific FAQ and be able to answer the Question.</w:t>
+      </w:r>
+    </w:p>
+    <w:p>
+      <w:pPr>
+        <w:pStyle w:val="ListParagraph"/>
+        <w:numPr>
+          <w:ilvl w:val="0"/>
+          <w:numId w:val="1"/>
+        </w:numPr>
+      </w:pPr>
+      <w:r>
+        <w:t>Update: Helps verify the users to be able to update an FAQ and to show that the updated information is correctly reflected</w:t>
+      </w:r>
+    </w:p>
+    <w:p>
+      <w:pPr>
+        <w:pStyle w:val="ListParagraph"/>
+        <w:numPr>
+          <w:ilvl w:val="0"/>
+          <w:numId w:val="1"/>
+        </w:numPr>
+      </w:pPr>
+      <w:r>
+        <w:t>Delete: To ensure that a user can delete an FAQ, which must also be reflected on the database that it has been deleted.</w:t>
+      </w:r>
+    </w:p>
+    <w:p>
+      <w:pPr>
+        <w:pStyle w:val="ListParagraph"/>
+        <w:numPr>
+          <w:ilvl w:val="0"/>
+          <w:numId w:val="1"/>
+        </w:numPr>
+      </w:pPr>
+      <w:r>
+        <w:t>Create: Should verify that new FAQs have been added and is correctly added into the database.</w:t>
+      </w:r>
+    </w:p>
+    <w:p>
+      <w:r>
+        <w:t>Document Search:</w:t>
+      </w:r>
+    </w:p>
+    <w:p>
+      <w:pPr>
+        <w:pStyle w:val="ListParagraph"/>
+        <w:numPr>
+          <w:ilvl w:val="0"/>
+          <w:numId w:val="2"/>
+        </w:numPr>
+      </w:pPr>
+      <w:r>
+        <w:t>Read:</w:t>
+      </w:r>
+      <w:r>
+        <w:t xml:space="preserve"> To ensure that </w:t>
+      </w:r>
+      <w:r>
+        <w:t>any documents that is searched is retrieved correctly based on the user’s search input</w:t>
+      </w:r>
+      <w:r>
+        <w:t xml:space="preserve"> </w:t>
+      </w:r>
+    </w:p>
+    <w:p>
+      <w:r>
+        <w:t>Resource Contribution:</w:t>
+      </w:r>
+    </w:p>
+    <w:p>
+      <w:pPr>
+        <w:pStyle w:val="ListParagraph"/>
+        <w:numPr>
+          <w:ilvl w:val="0"/>
+          <w:numId w:val="3"/>
+        </w:numPr>
+      </w:pPr>
+      <w:r>
+        <w:t xml:space="preserve">Read: </w:t>
+      </w:r>
+      <w:r>
+        <w:t>User should be able to read and retrieve the correct documents.</w:t>
+      </w:r>
+    </w:p>
+    <w:p>
+      <w:pPr>
+        <w:pStyle w:val="ListParagraph"/>
+        <w:numPr>
+          <w:ilvl w:val="0"/>
+          <w:numId w:val="3"/>
+        </w:numPr>
+      </w:pPr>
+      <w:r>
+        <w:t xml:space="preserve">Update: </w:t>
+      </w:r>
+      <w:r>
+        <w:t>Should ensure that the user can update an existing document.</w:t>
+      </w:r>
+    </w:p>
+    <w:p>
+      <w:pPr>
+        <w:pStyle w:val="ListParagraph"/>
+        <w:numPr>
+          <w:ilvl w:val="0"/>
+          <w:numId w:val="3"/>
+        </w:numPr>
+      </w:pPr>
+      <w:r>
+        <w:t xml:space="preserve">Delete: </w:t>
+      </w:r>
+      <w:r>
+        <w:t>Users should be able to verify deleted documents.</w:t>
+      </w:r>
+    </w:p>
+    <w:p>
+      <w:pPr>
+        <w:pStyle w:val="ListParagraph"/>
+        <w:numPr>
+          <w:ilvl w:val="0"/>
+          <w:numId w:val="3"/>
+        </w:numPr>
+      </w:pPr>
+      <w:r>
+        <w:t xml:space="preserve">Create: </w:t>
+      </w:r>
+      <w:r>
+        <w:t>Helps verify that users have added new documents, and they are inserted correctly.</w:t>
+      </w:r>
+    </w:p>
+    <w:p>
+      <w:r>
+        <w:t>User Management:</w:t>
+      </w:r>
+    </w:p>
+    <w:p>
+      <w:pPr>
+        <w:pStyle w:val="ListParagraph"/>
+        <w:numPr>
+          <w:ilvl w:val="0"/>
+          <w:numId w:val="4"/>
+        </w:numPr>
+      </w:pPr>
+      <w:r>
+        <w:t xml:space="preserve">Read: </w:t>
+      </w:r>
+      <w:r>
+        <w:t>User details should be correctly retrieved.</w:t>
+      </w:r>
+    </w:p>
+    <w:p>
+      <w:pPr>
+        <w:pStyle w:val="ListParagraph"/>
+        <w:numPr>
+          <w:ilvl w:val="0"/>
+          <w:numId w:val="4"/>
+        </w:numPr>
+      </w:pPr>
+      <w:r>
+        <w:t>Update:</w:t>
+      </w:r>
+      <w:r>
+        <w:t xml:space="preserve"> It will help users to ensure that their details have been updated.</w:t>
+      </w:r>
+    </w:p>
+    <w:p>
+      <w:pPr>
+        <w:pStyle w:val="ListParagraph"/>
+        <w:numPr>
+          <w:ilvl w:val="0"/>
+          <w:numId w:val="4"/>
+        </w:numPr>
+      </w:pPr>
+      <w:r>
+        <w:t>Delete:</w:t>
+      </w:r>
+      <w:r>
+        <w:t xml:space="preserve"> Returns verification to a user, that all related data has been removed. </w:t>
+      </w:r>
+    </w:p>
+    <w:p>
+      <w:pPr>
+        <w:pStyle w:val="ListParagraph"/>
+        <w:numPr>
+          <w:ilvl w:val="0"/>
+          <w:numId w:val="4"/>
+        </w:numPr>
+      </w:pPr>
+      <w:r>
+        <w:t xml:space="preserve">Create: </w:t>
+      </w:r>
+      <w:r>
+        <w:t>Should verify that new users can sign up and that all their details are correctly stored</w:t>
+      </w:r>
+    </w:p>
+    <w:p>
+      <w:r>
+        <w:t>Resource Report:</w:t>
+      </w:r>
+    </w:p>
+    <w:p>
+      <w:pPr>
+        <w:pStyle w:val="ListParagraph"/>
+        <w:numPr>
+          <w:ilvl w:val="0"/>
+          <w:numId w:val="5"/>
+        </w:numPr>
+      </w:pPr>
+      <w:r>
+        <w:t>Read:</w:t>
+      </w:r>
+      <w:r>
+        <w:t xml:space="preserve"> Show a user all existing reports</w:t>
+      </w:r>
+    </w:p>
+    <w:p>
+      <w:pPr>
+        <w:pStyle w:val="ListParagraph"/>
+        <w:numPr>
+          <w:ilvl w:val="0"/>
+          <w:numId w:val="5"/>
+        </w:numPr>
+      </w:pPr>
+      <w:r>
+        <w:t xml:space="preserve">Delete: </w:t>
+      </w:r>
+      <w:r>
+        <w:t>Reflect all reports that could be deleted by users</w:t>
+      </w:r>
+    </w:p>
+    <w:p>
+      <w:pPr>
+        <w:pStyle w:val="ListParagraph"/>
+        <w:numPr>
+          <w:ilvl w:val="0"/>
+          <w:numId w:val="5"/>
+        </w:numPr>
+      </w:pPr>
+      <w:r>
+        <w:t>Create:</w:t>
+      </w:r>
+      <w:r>
+        <w:t xml:space="preserve"> Produce required reports, given by the user.</w:t>
+      </w:r>
+    </w:p>
+    <w:p/>
+    <w:p/>
+    <w:p>
+      <w:r>
+        <w:lastRenderedPageBreak/>
+        <w:t>Resource Review:</w:t>
+      </w:r>
+    </w:p>
+    <w:p>
+      <w:pPr>
+        <w:pStyle w:val="ListParagraph"/>
+        <w:numPr>
+          <w:ilvl w:val="0"/>
+          <w:numId w:val="6"/>
+        </w:numPr>
+      </w:pPr>
+      <w:r>
+        <w:t xml:space="preserve">Read: </w:t>
+      </w:r>
+    </w:p>
+    <w:p>
+      <w:pPr>
+        <w:pStyle w:val="ListParagraph"/>
+        <w:numPr>
+          <w:ilvl w:val="0"/>
+          <w:numId w:val="6"/>
+        </w:numPr>
+      </w:pPr>
+      <w:r>
+        <w:t xml:space="preserve">Update: </w:t>
+      </w:r>
+    </w:p>
+    <w:p>
+      <w:pPr>
+        <w:pStyle w:val="ListParagraph"/>
+        <w:numPr>
+          <w:ilvl w:val="0"/>
+          <w:numId w:val="6"/>
+        </w:numPr>
+      </w:pPr>
+      <w:r>
+        <w:t xml:space="preserve">Create: </w:t>
+      </w:r>
+    </w:p>
+    <w:p/>
+    <w:p/>
+    <w:p>
+      <w:pPr>
+        <w:pStyle w:val="ListParagraph"/>
+      </w:pPr>
+    </w:p>
+    <w:p/>
     <w:p/>
     <w:sectPr>
       <w:pgSz w:w="12240" w:h="15840"/>
@@ -11,6 +332,563 @@
     </w:sectPr>
   </w:body>
 </w:document>
+</file>
+
+<file path=word/numbering.xml><?xml version="1.0" encoding="utf-8"?>
+<w:numbering xmlns:wpc="http://schemas.microsoft.com/office/word/2010/wordprocessingCanvas" xmlns:cx="http://schemas.microsoft.com/office/drawing/2014/chartex" xmlns:cx1="http://schemas.microsoft.com/office/drawing/2015/9/8/chartex" xmlns:cx2="http://schemas.microsoft.com/office/drawing/2015/10/21/chartex" xmlns:cx3="http://schemas.microsoft.com/office/drawing/2016/5/9/chartex" xmlns:cx4="http://schemas.microsoft.com/office/drawing/2016/5/10/chartex" xmlns:cx5="http://schemas.microsoft.com/office/drawing/2016/5/11/chartex" xmlns:cx6="http://schemas.microsoft.com/office/drawing/2016/5/12/chartex" xmlns:cx7="http://schemas.microsoft.com/office/drawing/2016/5/13/chartex" xmlns:cx8="http://schemas.microsoft.com/office/drawing/2016/5/14/chartex" xmlns:mc="http://schemas.openxmlformats.org/markup-compatibility/2006" xmlns:aink="http://schemas.microsoft.com/office/drawing/2016/ink" xmlns:am3d="http://schemas.microsoft.com/office/drawing/2017/model3d" xmlns:o="urn:schemas-microsoft-com:office:office" xmlns:oel="http://schemas.microsoft.com/office/2019/extlst" xmlns:r="http://schemas.openxmlformats.org/officeDocument/2006/relationships" xmlns:m="http://schemas.openxmlformats.org/officeDocument/2006/math" xmlns:v="urn:schemas-microsoft-com:vml" xmlns:wp14="http://schemas.microsoft.com/office/word/2010/wordprocessingDrawing" xmlns:wp="http://schemas.openxmlformats.org/drawingml/2006/wordprocessingDrawing" xmlns:w10="urn:schemas-microsoft-com:office:word" xmlns:w="http://schemas.openxmlformats.org/wordprocessingml/2006/main" xmlns:w14="http://schemas.microsoft.com/office/word/2010/wordml" xmlns:w15="http://schemas.microsoft.com/office/word/2012/wordml" xmlns:w16cex="http://schemas.microsoft.com/office/word/2018/wordml/cex" xmlns:w16cid="http://schemas.microsoft.com/office/word/2016/wordml/cid" xmlns:w16="http://schemas.microsoft.com/office/word/2018/wordml" xmlns:w16du="http://schemas.microsoft.com/office/word/2023/wordml/word16du" xmlns:w16sdtdh="http://schemas.microsoft.com/office/word/2020/wordml/sdtdatahash" xmlns:w16se="http://schemas.microsoft.com/office/word/2015/wordml/symex" xmlns:wpg="http://schemas.microsoft.com/office/word/2010/wordprocessingGroup" xmlns:wpi="http://schemas.microsoft.com/office/word/2010/wordprocessingInk" xmlns:wne="http://schemas.microsoft.com/office/word/2006/wordml" xmlns:wps="http://schemas.microsoft.com/office/word/2010/wordprocessingShape" mc:Ignorable="w14 w15 w16se w16cid w16 w16cex w16sdtdh w16du wp14">
+  <w:abstractNum w:abstractNumId="0" w15:restartNumberingAfterBreak="0">
+    <w:nsid w:val="113301B1"/>
+    <w:multiLevelType w:val="hybridMultilevel"/>
+    <w:tmpl w:val="E87EEB38"/>
+    <w:lvl w:ilvl="0" w:tplc="FFFFFFFF">
+      <w:start w:val="1"/>
+      <w:numFmt w:val="decimal"/>
+      <w:lvlText w:val="%1."/>
+      <w:lvlJc w:val="left"/>
+      <w:pPr>
+        <w:ind w:left="720" w:hanging="360"/>
+      </w:pPr>
+      <w:rPr>
+        <w:rFonts w:hint="default"/>
+      </w:rPr>
+    </w:lvl>
+    <w:lvl w:ilvl="1" w:tplc="FFFFFFFF" w:tentative="1">
+      <w:start w:val="1"/>
+      <w:numFmt w:val="lowerLetter"/>
+      <w:lvlText w:val="%2."/>
+      <w:lvlJc w:val="left"/>
+      <w:pPr>
+        <w:ind w:left="1440" w:hanging="360"/>
+      </w:pPr>
+    </w:lvl>
+    <w:lvl w:ilvl="2" w:tplc="FFFFFFFF" w:tentative="1">
+      <w:start w:val="1"/>
+      <w:numFmt w:val="lowerRoman"/>
+      <w:lvlText w:val="%3."/>
+      <w:lvlJc w:val="right"/>
+      <w:pPr>
+        <w:ind w:left="2160" w:hanging="180"/>
+      </w:pPr>
+    </w:lvl>
+    <w:lvl w:ilvl="3" w:tplc="FFFFFFFF" w:tentative="1">
+      <w:start w:val="1"/>
+      <w:numFmt w:val="decimal"/>
+      <w:lvlText w:val="%4."/>
+      <w:lvlJc w:val="left"/>
+      <w:pPr>
+        <w:ind w:left="2880" w:hanging="360"/>
+      </w:pPr>
+    </w:lvl>
+    <w:lvl w:ilvl="4" w:tplc="FFFFFFFF" w:tentative="1">
+      <w:start w:val="1"/>
+      <w:numFmt w:val="lowerLetter"/>
+      <w:lvlText w:val="%5."/>
+      <w:lvlJc w:val="left"/>
+      <w:pPr>
+        <w:ind w:left="3600" w:hanging="360"/>
+      </w:pPr>
+    </w:lvl>
+    <w:lvl w:ilvl="5" w:tplc="FFFFFFFF" w:tentative="1">
+      <w:start w:val="1"/>
+      <w:numFmt w:val="lowerRoman"/>
+      <w:lvlText w:val="%6."/>
+      <w:lvlJc w:val="right"/>
+      <w:pPr>
+        <w:ind w:left="4320" w:hanging="180"/>
+      </w:pPr>
+    </w:lvl>
+    <w:lvl w:ilvl="6" w:tplc="FFFFFFFF" w:tentative="1">
+      <w:start w:val="1"/>
+      <w:numFmt w:val="decimal"/>
+      <w:lvlText w:val="%7."/>
+      <w:lvlJc w:val="left"/>
+      <w:pPr>
+        <w:ind w:left="5040" w:hanging="360"/>
+      </w:pPr>
+    </w:lvl>
+    <w:lvl w:ilvl="7" w:tplc="FFFFFFFF" w:tentative="1">
+      <w:start w:val="1"/>
+      <w:numFmt w:val="lowerLetter"/>
+      <w:lvlText w:val="%8."/>
+      <w:lvlJc w:val="left"/>
+      <w:pPr>
+        <w:ind w:left="5760" w:hanging="360"/>
+      </w:pPr>
+    </w:lvl>
+    <w:lvl w:ilvl="8" w:tplc="FFFFFFFF" w:tentative="1">
+      <w:start w:val="1"/>
+      <w:numFmt w:val="lowerRoman"/>
+      <w:lvlText w:val="%9."/>
+      <w:lvlJc w:val="right"/>
+      <w:pPr>
+        <w:ind w:left="6480" w:hanging="180"/>
+      </w:pPr>
+    </w:lvl>
+  </w:abstractNum>
+  <w:abstractNum w:abstractNumId="1" w15:restartNumberingAfterBreak="0">
+    <w:nsid w:val="1FC50643"/>
+    <w:multiLevelType w:val="hybridMultilevel"/>
+    <w:tmpl w:val="E87EEB38"/>
+    <w:lvl w:ilvl="0" w:tplc="0409000F">
+      <w:start w:val="1"/>
+      <w:numFmt w:val="decimal"/>
+      <w:lvlText w:val="%1."/>
+      <w:lvlJc w:val="left"/>
+      <w:pPr>
+        <w:ind w:left="720" w:hanging="360"/>
+      </w:pPr>
+      <w:rPr>
+        <w:rFonts w:hint="default"/>
+      </w:rPr>
+    </w:lvl>
+    <w:lvl w:ilvl="1" w:tplc="04090019" w:tentative="1">
+      <w:start w:val="1"/>
+      <w:numFmt w:val="lowerLetter"/>
+      <w:lvlText w:val="%2."/>
+      <w:lvlJc w:val="left"/>
+      <w:pPr>
+        <w:ind w:left="1440" w:hanging="360"/>
+      </w:pPr>
+    </w:lvl>
+    <w:lvl w:ilvl="2" w:tplc="0409001B" w:tentative="1">
+      <w:start w:val="1"/>
+      <w:numFmt w:val="lowerRoman"/>
+      <w:lvlText w:val="%3."/>
+      <w:lvlJc w:val="right"/>
+      <w:pPr>
+        <w:ind w:left="2160" w:hanging="180"/>
+      </w:pPr>
+    </w:lvl>
+    <w:lvl w:ilvl="3" w:tplc="0409000F" w:tentative="1">
+      <w:start w:val="1"/>
+      <w:numFmt w:val="decimal"/>
+      <w:lvlText w:val="%4."/>
+      <w:lvlJc w:val="left"/>
+      <w:pPr>
+        <w:ind w:left="2880" w:hanging="360"/>
+      </w:pPr>
+    </w:lvl>
+    <w:lvl w:ilvl="4" w:tplc="04090019" w:tentative="1">
+      <w:start w:val="1"/>
+      <w:numFmt w:val="lowerLetter"/>
+      <w:lvlText w:val="%5."/>
+      <w:lvlJc w:val="left"/>
+      <w:pPr>
+        <w:ind w:left="3600" w:hanging="360"/>
+      </w:pPr>
+    </w:lvl>
+    <w:lvl w:ilvl="5" w:tplc="0409001B" w:tentative="1">
+      <w:start w:val="1"/>
+      <w:numFmt w:val="lowerRoman"/>
+      <w:lvlText w:val="%6."/>
+      <w:lvlJc w:val="right"/>
+      <w:pPr>
+        <w:ind w:left="4320" w:hanging="180"/>
+      </w:pPr>
+    </w:lvl>
+    <w:lvl w:ilvl="6" w:tplc="0409000F" w:tentative="1">
+      <w:start w:val="1"/>
+      <w:numFmt w:val="decimal"/>
+      <w:lvlText w:val="%7."/>
+      <w:lvlJc w:val="left"/>
+      <w:pPr>
+        <w:ind w:left="5040" w:hanging="360"/>
+      </w:pPr>
+    </w:lvl>
+    <w:lvl w:ilvl="7" w:tplc="04090019" w:tentative="1">
+      <w:start w:val="1"/>
+      <w:numFmt w:val="lowerLetter"/>
+      <w:lvlText w:val="%8."/>
+      <w:lvlJc w:val="left"/>
+      <w:pPr>
+        <w:ind w:left="5760" w:hanging="360"/>
+      </w:pPr>
+    </w:lvl>
+    <w:lvl w:ilvl="8" w:tplc="0409001B" w:tentative="1">
+      <w:start w:val="1"/>
+      <w:numFmt w:val="lowerRoman"/>
+      <w:lvlText w:val="%9."/>
+      <w:lvlJc w:val="right"/>
+      <w:pPr>
+        <w:ind w:left="6480" w:hanging="180"/>
+      </w:pPr>
+    </w:lvl>
+  </w:abstractNum>
+  <w:abstractNum w:abstractNumId="2" w15:restartNumberingAfterBreak="0">
+    <w:nsid w:val="203A0834"/>
+    <w:multiLevelType w:val="hybridMultilevel"/>
+    <w:tmpl w:val="E87EEB38"/>
+    <w:lvl w:ilvl="0" w:tplc="FFFFFFFF">
+      <w:start w:val="1"/>
+      <w:numFmt w:val="decimal"/>
+      <w:lvlText w:val="%1."/>
+      <w:lvlJc w:val="left"/>
+      <w:pPr>
+        <w:ind w:left="720" w:hanging="360"/>
+      </w:pPr>
+      <w:rPr>
+        <w:rFonts w:hint="default"/>
+      </w:rPr>
+    </w:lvl>
+    <w:lvl w:ilvl="1" w:tplc="FFFFFFFF" w:tentative="1">
+      <w:start w:val="1"/>
+      <w:numFmt w:val="lowerLetter"/>
+      <w:lvlText w:val="%2."/>
+      <w:lvlJc w:val="left"/>
+      <w:pPr>
+        <w:ind w:left="1440" w:hanging="360"/>
+      </w:pPr>
+    </w:lvl>
+    <w:lvl w:ilvl="2" w:tplc="FFFFFFFF" w:tentative="1">
+      <w:start w:val="1"/>
+      <w:numFmt w:val="lowerRoman"/>
+      <w:lvlText w:val="%3."/>
+      <w:lvlJc w:val="right"/>
+      <w:pPr>
+        <w:ind w:left="2160" w:hanging="180"/>
+      </w:pPr>
+    </w:lvl>
+    <w:lvl w:ilvl="3" w:tplc="FFFFFFFF" w:tentative="1">
+      <w:start w:val="1"/>
+      <w:numFmt w:val="decimal"/>
+      <w:lvlText w:val="%4."/>
+      <w:lvlJc w:val="left"/>
+      <w:pPr>
+        <w:ind w:left="2880" w:hanging="360"/>
+      </w:pPr>
+    </w:lvl>
+    <w:lvl w:ilvl="4" w:tplc="FFFFFFFF" w:tentative="1">
+      <w:start w:val="1"/>
+      <w:numFmt w:val="lowerLetter"/>
+      <w:lvlText w:val="%5."/>
+      <w:lvlJc w:val="left"/>
+      <w:pPr>
+        <w:ind w:left="3600" w:hanging="360"/>
+      </w:pPr>
+    </w:lvl>
+    <w:lvl w:ilvl="5" w:tplc="FFFFFFFF" w:tentative="1">
+      <w:start w:val="1"/>
+      <w:numFmt w:val="lowerRoman"/>
+      <w:lvlText w:val="%6."/>
+      <w:lvlJc w:val="right"/>
+      <w:pPr>
+        <w:ind w:left="4320" w:hanging="180"/>
+      </w:pPr>
+    </w:lvl>
+    <w:lvl w:ilvl="6" w:tplc="FFFFFFFF" w:tentative="1">
+      <w:start w:val="1"/>
+      <w:numFmt w:val="decimal"/>
+      <w:lvlText w:val="%7."/>
+      <w:lvlJc w:val="left"/>
+      <w:pPr>
+        <w:ind w:left="5040" w:hanging="360"/>
+      </w:pPr>
+    </w:lvl>
+    <w:lvl w:ilvl="7" w:tplc="FFFFFFFF" w:tentative="1">
+      <w:start w:val="1"/>
+      <w:numFmt w:val="lowerLetter"/>
+      <w:lvlText w:val="%8."/>
+      <w:lvlJc w:val="left"/>
+      <w:pPr>
+        <w:ind w:left="5760" w:hanging="360"/>
+      </w:pPr>
+    </w:lvl>
+    <w:lvl w:ilvl="8" w:tplc="FFFFFFFF" w:tentative="1">
+      <w:start w:val="1"/>
+      <w:numFmt w:val="lowerRoman"/>
+      <w:lvlText w:val="%9."/>
+      <w:lvlJc w:val="right"/>
+      <w:pPr>
+        <w:ind w:left="6480" w:hanging="180"/>
+      </w:pPr>
+    </w:lvl>
+  </w:abstractNum>
+  <w:abstractNum w:abstractNumId="3" w15:restartNumberingAfterBreak="0">
+    <w:nsid w:val="29E73374"/>
+    <w:multiLevelType w:val="hybridMultilevel"/>
+    <w:tmpl w:val="E87EEB38"/>
+    <w:lvl w:ilvl="0" w:tplc="FFFFFFFF">
+      <w:start w:val="1"/>
+      <w:numFmt w:val="decimal"/>
+      <w:lvlText w:val="%1."/>
+      <w:lvlJc w:val="left"/>
+      <w:pPr>
+        <w:ind w:left="720" w:hanging="360"/>
+      </w:pPr>
+      <w:rPr>
+        <w:rFonts w:hint="default"/>
+      </w:rPr>
+    </w:lvl>
+    <w:lvl w:ilvl="1" w:tplc="FFFFFFFF" w:tentative="1">
+      <w:start w:val="1"/>
+      <w:numFmt w:val="lowerLetter"/>
+      <w:lvlText w:val="%2."/>
+      <w:lvlJc w:val="left"/>
+      <w:pPr>
+        <w:ind w:left="1440" w:hanging="360"/>
+      </w:pPr>
+    </w:lvl>
+    <w:lvl w:ilvl="2" w:tplc="FFFFFFFF" w:tentative="1">
+      <w:start w:val="1"/>
+      <w:numFmt w:val="lowerRoman"/>
+      <w:lvlText w:val="%3."/>
+      <w:lvlJc w:val="right"/>
+      <w:pPr>
+        <w:ind w:left="2160" w:hanging="180"/>
+      </w:pPr>
+    </w:lvl>
+    <w:lvl w:ilvl="3" w:tplc="FFFFFFFF" w:tentative="1">
+      <w:start w:val="1"/>
+      <w:numFmt w:val="decimal"/>
+      <w:lvlText w:val="%4."/>
+      <w:lvlJc w:val="left"/>
+      <w:pPr>
+        <w:ind w:left="2880" w:hanging="360"/>
+      </w:pPr>
+    </w:lvl>
+    <w:lvl w:ilvl="4" w:tplc="FFFFFFFF" w:tentative="1">
+      <w:start w:val="1"/>
+      <w:numFmt w:val="lowerLetter"/>
+      <w:lvlText w:val="%5."/>
+      <w:lvlJc w:val="left"/>
+      <w:pPr>
+        <w:ind w:left="3600" w:hanging="360"/>
+      </w:pPr>
+    </w:lvl>
+    <w:lvl w:ilvl="5" w:tplc="FFFFFFFF" w:tentative="1">
+      <w:start w:val="1"/>
+      <w:numFmt w:val="lowerRoman"/>
+      <w:lvlText w:val="%6."/>
+      <w:lvlJc w:val="right"/>
+      <w:pPr>
+        <w:ind w:left="4320" w:hanging="180"/>
+      </w:pPr>
+    </w:lvl>
+    <w:lvl w:ilvl="6" w:tplc="FFFFFFFF" w:tentative="1">
+      <w:start w:val="1"/>
+      <w:numFmt w:val="decimal"/>
+      <w:lvlText w:val="%7."/>
+      <w:lvlJc w:val="left"/>
+      <w:pPr>
+        <w:ind w:left="5040" w:hanging="360"/>
+      </w:pPr>
+    </w:lvl>
+    <w:lvl w:ilvl="7" w:tplc="FFFFFFFF" w:tentative="1">
+      <w:start w:val="1"/>
+      <w:numFmt w:val="lowerLetter"/>
+      <w:lvlText w:val="%8."/>
+      <w:lvlJc w:val="left"/>
+      <w:pPr>
+        <w:ind w:left="5760" w:hanging="360"/>
+      </w:pPr>
+    </w:lvl>
+    <w:lvl w:ilvl="8" w:tplc="FFFFFFFF" w:tentative="1">
+      <w:start w:val="1"/>
+      <w:numFmt w:val="lowerRoman"/>
+      <w:lvlText w:val="%9."/>
+      <w:lvlJc w:val="right"/>
+      <w:pPr>
+        <w:ind w:left="6480" w:hanging="180"/>
+      </w:pPr>
+    </w:lvl>
+  </w:abstractNum>
+  <w:abstractNum w:abstractNumId="4" w15:restartNumberingAfterBreak="0">
+    <w:nsid w:val="515151E8"/>
+    <w:multiLevelType w:val="hybridMultilevel"/>
+    <w:tmpl w:val="E87EEB38"/>
+    <w:lvl w:ilvl="0" w:tplc="FFFFFFFF">
+      <w:start w:val="1"/>
+      <w:numFmt w:val="decimal"/>
+      <w:lvlText w:val="%1."/>
+      <w:lvlJc w:val="left"/>
+      <w:pPr>
+        <w:ind w:left="720" w:hanging="360"/>
+      </w:pPr>
+      <w:rPr>
+        <w:rFonts w:hint="default"/>
+      </w:rPr>
+    </w:lvl>
+    <w:lvl w:ilvl="1" w:tplc="FFFFFFFF" w:tentative="1">
+      <w:start w:val="1"/>
+      <w:numFmt w:val="lowerLetter"/>
+      <w:lvlText w:val="%2."/>
+      <w:lvlJc w:val="left"/>
+      <w:pPr>
+        <w:ind w:left="1440" w:hanging="360"/>
+      </w:pPr>
+    </w:lvl>
+    <w:lvl w:ilvl="2" w:tplc="FFFFFFFF" w:tentative="1">
+      <w:start w:val="1"/>
+      <w:numFmt w:val="lowerRoman"/>
+      <w:lvlText w:val="%3."/>
+      <w:lvlJc w:val="right"/>
+      <w:pPr>
+        <w:ind w:left="2160" w:hanging="180"/>
+      </w:pPr>
+    </w:lvl>
+    <w:lvl w:ilvl="3" w:tplc="FFFFFFFF" w:tentative="1">
+      <w:start w:val="1"/>
+      <w:numFmt w:val="decimal"/>
+      <w:lvlText w:val="%4."/>
+      <w:lvlJc w:val="left"/>
+      <w:pPr>
+        <w:ind w:left="2880" w:hanging="360"/>
+      </w:pPr>
+    </w:lvl>
+    <w:lvl w:ilvl="4" w:tplc="FFFFFFFF" w:tentative="1">
+      <w:start w:val="1"/>
+      <w:numFmt w:val="lowerLetter"/>
+      <w:lvlText w:val="%5."/>
+      <w:lvlJc w:val="left"/>
+      <w:pPr>
+        <w:ind w:left="3600" w:hanging="360"/>
+      </w:pPr>
+    </w:lvl>
+    <w:lvl w:ilvl="5" w:tplc="FFFFFFFF" w:tentative="1">
+      <w:start w:val="1"/>
+      <w:numFmt w:val="lowerRoman"/>
+      <w:lvlText w:val="%6."/>
+      <w:lvlJc w:val="right"/>
+      <w:pPr>
+        <w:ind w:left="4320" w:hanging="180"/>
+      </w:pPr>
+    </w:lvl>
+    <w:lvl w:ilvl="6" w:tplc="FFFFFFFF" w:tentative="1">
+      <w:start w:val="1"/>
+      <w:numFmt w:val="decimal"/>
+      <w:lvlText w:val="%7."/>
+      <w:lvlJc w:val="left"/>
+      <w:pPr>
+        <w:ind w:left="5040" w:hanging="360"/>
+      </w:pPr>
+    </w:lvl>
+    <w:lvl w:ilvl="7" w:tplc="FFFFFFFF" w:tentative="1">
+      <w:start w:val="1"/>
+      <w:numFmt w:val="lowerLetter"/>
+      <w:lvlText w:val="%8."/>
+      <w:lvlJc w:val="left"/>
+      <w:pPr>
+        <w:ind w:left="5760" w:hanging="360"/>
+      </w:pPr>
+    </w:lvl>
+    <w:lvl w:ilvl="8" w:tplc="FFFFFFFF" w:tentative="1">
+      <w:start w:val="1"/>
+      <w:numFmt w:val="lowerRoman"/>
+      <w:lvlText w:val="%9."/>
+      <w:lvlJc w:val="right"/>
+      <w:pPr>
+        <w:ind w:left="6480" w:hanging="180"/>
+      </w:pPr>
+    </w:lvl>
+  </w:abstractNum>
+  <w:abstractNum w:abstractNumId="5" w15:restartNumberingAfterBreak="0">
+    <w:nsid w:val="793A68C7"/>
+    <w:multiLevelType w:val="hybridMultilevel"/>
+    <w:tmpl w:val="E87EEB38"/>
+    <w:lvl w:ilvl="0" w:tplc="FFFFFFFF">
+      <w:start w:val="1"/>
+      <w:numFmt w:val="decimal"/>
+      <w:lvlText w:val="%1."/>
+      <w:lvlJc w:val="left"/>
+      <w:pPr>
+        <w:ind w:left="720" w:hanging="360"/>
+      </w:pPr>
+      <w:rPr>
+        <w:rFonts w:hint="default"/>
+      </w:rPr>
+    </w:lvl>
+    <w:lvl w:ilvl="1" w:tplc="FFFFFFFF" w:tentative="1">
+      <w:start w:val="1"/>
+      <w:numFmt w:val="lowerLetter"/>
+      <w:lvlText w:val="%2."/>
+      <w:lvlJc w:val="left"/>
+      <w:pPr>
+        <w:ind w:left="1440" w:hanging="360"/>
+      </w:pPr>
+    </w:lvl>
+    <w:lvl w:ilvl="2" w:tplc="FFFFFFFF" w:tentative="1">
+      <w:start w:val="1"/>
+      <w:numFmt w:val="lowerRoman"/>
+      <w:lvlText w:val="%3."/>
+      <w:lvlJc w:val="right"/>
+      <w:pPr>
+        <w:ind w:left="2160" w:hanging="180"/>
+      </w:pPr>
+    </w:lvl>
+    <w:lvl w:ilvl="3" w:tplc="FFFFFFFF" w:tentative="1">
+      <w:start w:val="1"/>
+      <w:numFmt w:val="decimal"/>
+      <w:lvlText w:val="%4."/>
+      <w:lvlJc w:val="left"/>
+      <w:pPr>
+        <w:ind w:left="2880" w:hanging="360"/>
+      </w:pPr>
+    </w:lvl>
+    <w:lvl w:ilvl="4" w:tplc="FFFFFFFF" w:tentative="1">
+      <w:start w:val="1"/>
+      <w:numFmt w:val="lowerLetter"/>
+      <w:lvlText w:val="%5."/>
+      <w:lvlJc w:val="left"/>
+      <w:pPr>
+        <w:ind w:left="3600" w:hanging="360"/>
+      </w:pPr>
+    </w:lvl>
+    <w:lvl w:ilvl="5" w:tplc="FFFFFFFF" w:tentative="1">
+      <w:start w:val="1"/>
+      <w:numFmt w:val="lowerRoman"/>
+      <w:lvlText w:val="%6."/>
+      <w:lvlJc w:val="right"/>
+      <w:pPr>
+        <w:ind w:left="4320" w:hanging="180"/>
+      </w:pPr>
+    </w:lvl>
+    <w:lvl w:ilvl="6" w:tplc="FFFFFFFF" w:tentative="1">
+      <w:start w:val="1"/>
+      <w:numFmt w:val="decimal"/>
+      <w:lvlText w:val="%7."/>
+      <w:lvlJc w:val="left"/>
+      <w:pPr>
+        <w:ind w:left="5040" w:hanging="360"/>
+      </w:pPr>
+    </w:lvl>
+    <w:lvl w:ilvl="7" w:tplc="FFFFFFFF" w:tentative="1">
+      <w:start w:val="1"/>
+      <w:numFmt w:val="lowerLetter"/>
+      <w:lvlText w:val="%8."/>
+      <w:lvlJc w:val="left"/>
+      <w:pPr>
+        <w:ind w:left="5760" w:hanging="360"/>
+      </w:pPr>
+    </w:lvl>
+    <w:lvl w:ilvl="8" w:tplc="FFFFFFFF" w:tentative="1">
+      <w:start w:val="1"/>
+      <w:numFmt w:val="lowerRoman"/>
+      <w:lvlText w:val="%9."/>
+      <w:lvlJc w:val="right"/>
+      <w:pPr>
+        <w:ind w:left="6480" w:hanging="180"/>
+      </w:pPr>
+    </w:lvl>
+  </w:abstractNum>
+  <w:num w:numId="1" w16cid:durableId="2069374203">
+    <w:abstractNumId w:val="1"/>
+  </w:num>
+  <w:num w:numId="2" w16cid:durableId="1765221229">
+    <w:abstractNumId w:val="5"/>
+  </w:num>
+  <w:num w:numId="3" w16cid:durableId="2056197906">
+    <w:abstractNumId w:val="4"/>
+  </w:num>
+  <w:num w:numId="4" w16cid:durableId="404835494">
+    <w:abstractNumId w:val="0"/>
+  </w:num>
+  <w:num w:numId="5" w16cid:durableId="445121014">
+    <w:abstractNumId w:val="3"/>
+  </w:num>
+  <w:num w:numId="6" w16cid:durableId="1682076120">
+    <w:abstractNumId w:val="2"/>
+  </w:num>
+</w:numbering>
 </file>
 
 <file path=word/styles.xml><?xml version="1.0" encoding="utf-8"?>

--- a/ProjectBackend/API DOC.docx
+++ b/ProjectBackend/API DOC.docx
@@ -9,7 +9,18 @@
     </w:p>
     <w:p>
       <w:r>
-        <w:t>The following things should happen when testing the REST API:</w:t>
+        <w:t xml:space="preserve">In this REST API all endpoints should respond with the correct status codes like 200 for success, 404 for not found , 400 for bad request, etc. Functionality like Create, Read, Update and Delete should thoroughly be tested to ensure data integrity. Lastly Edge cases and boundary conditions should not cause the application to crash and should return meaningful error </w:t>
+      </w:r>
+      <w:proofErr w:type="spellStart"/>
+      <w:r>
+        <w:t>messages.</w:t>
+      </w:r>
+      <w:r>
+        <w:t>The</w:t>
+      </w:r>
+      <w:proofErr w:type="spellEnd"/>
+      <w:r>
+        <w:t xml:space="preserve"> following things should happen when testing the REST API:</w:t>
       </w:r>
     </w:p>
     <w:p>
@@ -265,6 +276,7 @@
         </w:numPr>
       </w:pPr>
       <w:r>
+        <w:lastRenderedPageBreak/>
         <w:t>Create:</w:t>
       </w:r>
       <w:r>
@@ -275,7 +287,6 @@
     <w:p/>
     <w:p>
       <w:r>
-        <w:lastRenderedPageBreak/>
         <w:t>Resource Review:</w:t>
       </w:r>
     </w:p>
@@ -290,6 +301,9 @@
       <w:r>
         <w:t xml:space="preserve">Read: </w:t>
       </w:r>
+      <w:r>
+        <w:t>Document reviews should be read by all users.</w:t>
+      </w:r>
     </w:p>
     <w:p>
       <w:pPr>
@@ -302,6 +316,9 @@
       <w:r>
         <w:t xml:space="preserve">Update: </w:t>
       </w:r>
+      <w:r>
+        <w:t>All users can update their reviews on their requests</w:t>
+      </w:r>
     </w:p>
     <w:p>
       <w:pPr>
@@ -313,6 +330,9 @@
       </w:pPr>
       <w:r>
         <w:t xml:space="preserve">Create: </w:t>
+      </w:r>
+      <w:r>
+        <w:t xml:space="preserve"> Users can add new reviews on any document.</w:t>
       </w:r>
     </w:p>
     <w:p/>

--- a/ProjectBackend/API DOC.docx
+++ b/ProjectBackend/API DOC.docx
@@ -9,18 +9,13 @@
     </w:p>
     <w:p>
       <w:r>
-        <w:t xml:space="preserve">In this REST API all endpoints should respond with the correct status codes like 200 for success, 404 for not found , 400 for bad request, etc. Functionality like Create, Read, Update and Delete should thoroughly be tested to ensure data integrity. Lastly Edge cases and boundary conditions should not cause the application to crash and should return meaningful error </w:t>
-      </w:r>
-      <w:proofErr w:type="spellStart"/>
-      <w:r>
-        <w:t>messages.</w:t>
-      </w:r>
-      <w:r>
-        <w:t>The</w:t>
-      </w:r>
-      <w:proofErr w:type="spellEnd"/>
-      <w:r>
-        <w:t xml:space="preserve"> following things should happen when testing the REST API:</w:t>
+        <w:t>In this REST API all endpoints should respond with the correct status codes like 200 for success, 404 for not found , 400 for bad request, etc. Functionality like Create, Read, Update and Delete should thoroughly be tested to ensure data integrity. Lastly Edge cases and boundary conditions should not cause the application to crash and should return meaningful error messages.</w:t>
+      </w:r>
+      <w:r>
+        <w:t xml:space="preserve"> </w:t>
+      </w:r>
+      <w:r>
+        <w:t>The following things should happen when testing the REST API:</w:t>
       </w:r>
     </w:p>
     <w:p>
@@ -116,10 +111,7 @@
         </w:numPr>
       </w:pPr>
       <w:r>
-        <w:t xml:space="preserve">Read: </w:t>
-      </w:r>
-      <w:r>
-        <w:t>User should be able to read and retrieve the correct documents.</w:t>
+        <w:t>Read: User should be able to read and retrieve the correct documents.</w:t>
       </w:r>
     </w:p>
     <w:p>
@@ -196,10 +188,7 @@
         </w:numPr>
       </w:pPr>
       <w:r>
-        <w:t>Update:</w:t>
-      </w:r>
-      <w:r>
-        <w:t xml:space="preserve"> It will help users to ensure that their details have been updated.</w:t>
+        <w:t>Update: It will help users to ensure that their details have been updated.</w:t>
       </w:r>
     </w:p>
     <w:p>
@@ -211,10 +200,7 @@
         </w:numPr>
       </w:pPr>
       <w:r>
-        <w:t>Delete:</w:t>
-      </w:r>
-      <w:r>
-        <w:t xml:space="preserve"> Returns verification to a user, that all related data has been removed. </w:t>
+        <w:t xml:space="preserve">Delete: Returns verification to a user, that all related data has been removed. </w:t>
       </w:r>
     </w:p>
     <w:p>
@@ -246,10 +232,7 @@
         </w:numPr>
       </w:pPr>
       <w:r>
-        <w:t>Read:</w:t>
-      </w:r>
-      <w:r>
-        <w:t xml:space="preserve"> Show a user all existing reports</w:t>
+        <w:t>Read: Show a user all existing reports</w:t>
       </w:r>
     </w:p>
     <w:p>
@@ -261,10 +244,7 @@
         </w:numPr>
       </w:pPr>
       <w:r>
-        <w:t xml:space="preserve">Delete: </w:t>
-      </w:r>
-      <w:r>
-        <w:t>Reflect all reports that could be deleted by users</w:t>
+        <w:t>Delete: Reflect all reports that could be deleted by users</w:t>
       </w:r>
     </w:p>
     <w:p>
@@ -277,10 +257,19 @@
       </w:pPr>
       <w:r>
         <w:lastRenderedPageBreak/>
-        <w:t>Create:</w:t>
-      </w:r>
-      <w:r>
-        <w:t xml:space="preserve"> Produce required reports, given by the user.</w:t>
+        <w:t>Create: Produce required reports, given by the user.</w:t>
+      </w:r>
+    </w:p>
+    <w:p>
+      <w:pPr>
+        <w:pStyle w:val="ListParagraph"/>
+        <w:numPr>
+          <w:ilvl w:val="0"/>
+          <w:numId w:val="5"/>
+        </w:numPr>
+      </w:pPr>
+      <w:r>
+        <w:t xml:space="preserve">Update: When the user previews the report before final submission(EDIT REPORT). </w:t>
       </w:r>
     </w:p>
     <w:p/>

--- a/ProjectBackend/API DOC.docx
+++ b/ProjectBackend/API DOC.docx
@@ -326,6 +326,619 @@
     </w:p>
     <w:p/>
     <w:p/>
+    <w:p>
+      <w:r>
+        <w:t>Testing Endpoints</w:t>
+      </w:r>
+    </w:p>
+    <w:p>
+      <w:r>
+        <w:t>FAQ:</w:t>
+      </w:r>
+    </w:p>
+    <w:p>
+      <w:r>
+        <w:t>POST</w:t>
+      </w:r>
+      <w:r>
+        <w:t>:</w:t>
+      </w:r>
+      <w:r>
+        <w:br/>
+      </w:r>
+      <w:hyperlink r:id="rId5" w:history="1">
+        <w:r>
+          <w:rPr>
+            <w:rStyle w:val="Hyperlink"/>
+          </w:rPr>
+          <w:t>http://127.0.0.1:8000/</w:t>
+        </w:r>
+        <w:r>
+          <w:rPr>
+            <w:rStyle w:val="Hyperlink"/>
+          </w:rPr>
+          <w:t>/</w:t>
+        </w:r>
+        <w:r>
+          <w:rPr>
+            <w:rStyle w:val="Hyperlink"/>
+          </w:rPr>
+          <w:t>api/faq/deserial</w:t>
+        </w:r>
+      </w:hyperlink>
+    </w:p>
+    <w:p>
+      <w:r>
+        <w:t>PUT</w:t>
+      </w:r>
+      <w:r>
+        <w:t>:</w:t>
+      </w:r>
+    </w:p>
+    <w:p>
+      <w:hyperlink r:id="rId6" w:history="1">
+        <w:r>
+          <w:rPr>
+            <w:rStyle w:val="Hyperlink"/>
+          </w:rPr>
+          <w:t>http://127.0.0.1:8000/</w:t>
+        </w:r>
+        <w:r>
+          <w:rPr>
+            <w:rStyle w:val="Hyperlink"/>
+          </w:rPr>
+          <w:t>/</w:t>
+        </w:r>
+        <w:r>
+          <w:rPr>
+            <w:rStyle w:val="Hyperlink"/>
+          </w:rPr>
+          <w:t>api/faq/deserial</w:t>
+        </w:r>
+        <w:r>
+          <w:rPr>
+            <w:rStyle w:val="Hyperlink"/>
+          </w:rPr>
+          <w:t>/ObjectId</w:t>
+        </w:r>
+      </w:hyperlink>
+    </w:p>
+    <w:p>
+      <w:r>
+        <w:t>DELETE:</w:t>
+      </w:r>
+    </w:p>
+    <w:p>
+      <w:hyperlink r:id="rId7" w:history="1">
+        <w:r>
+          <w:rPr>
+            <w:rStyle w:val="Hyperlink"/>
+          </w:rPr>
+          <w:t>http://127.0.0.1:8000//</w:t>
+        </w:r>
+        <w:r>
+          <w:rPr>
+            <w:rStyle w:val="Hyperlink"/>
+          </w:rPr>
+          <w:t>api/faq/deserial</w:t>
+        </w:r>
+        <w:r>
+          <w:rPr>
+            <w:rStyle w:val="Hyperlink"/>
+          </w:rPr>
+          <w:t>/ObjectId</w:t>
+        </w:r>
+      </w:hyperlink>
+    </w:p>
+    <w:p>
+      <w:r>
+        <w:t>GET</w:t>
+      </w:r>
+      <w:r>
+        <w:t>:</w:t>
+      </w:r>
+    </w:p>
+    <w:p>
+      <w:hyperlink r:id="rId8" w:history="1">
+        <w:r>
+          <w:rPr>
+            <w:rStyle w:val="Hyperlink"/>
+          </w:rPr>
+          <w:t>http://127.0.0.1:8000//</w:t>
+        </w:r>
+        <w:r>
+          <w:rPr>
+            <w:rStyle w:val="Hyperlink"/>
+          </w:rPr>
+          <w:t>api/faq/deserial</w:t>
+        </w:r>
+        <w:r>
+          <w:rPr>
+            <w:rStyle w:val="Hyperlink"/>
+          </w:rPr>
+          <w:t>/ObjectId</w:t>
+        </w:r>
+      </w:hyperlink>
+    </w:p>
+    <w:p/>
+    <w:p/>
+    <w:p/>
+    <w:p/>
+    <w:p/>
+    <w:p/>
+    <w:p/>
+    <w:p>
+      <w:r>
+        <w:lastRenderedPageBreak/>
+        <w:t>RESOURCE:</w:t>
+      </w:r>
+    </w:p>
+    <w:p>
+      <w:r>
+        <w:t>POST:</w:t>
+      </w:r>
+      <w:r>
+        <w:br/>
+      </w:r>
+      <w:hyperlink r:id="rId9" w:history="1">
+        <w:r>
+          <w:rPr>
+            <w:rStyle w:val="Hyperlink"/>
+          </w:rPr>
+          <w:t>http://127.0.0.1:8000//api/</w:t>
+        </w:r>
+        <w:r>
+          <w:rPr>
+            <w:rStyle w:val="Hyperlink"/>
+          </w:rPr>
+          <w:t>resource</w:t>
+        </w:r>
+        <w:r>
+          <w:rPr>
+            <w:rStyle w:val="Hyperlink"/>
+          </w:rPr>
+          <w:t>/deserial</w:t>
+        </w:r>
+      </w:hyperlink>
+    </w:p>
+    <w:p>
+      <w:r>
+        <w:t>PUT:</w:t>
+      </w:r>
+    </w:p>
+    <w:p>
+      <w:hyperlink r:id="rId10" w:history="1">
+        <w:r>
+          <w:rPr>
+            <w:rStyle w:val="Hyperlink"/>
+          </w:rPr>
+          <w:t>http://127.0.0.1:8000//</w:t>
+        </w:r>
+        <w:r>
+          <w:rPr>
+            <w:rStyle w:val="Hyperlink"/>
+          </w:rPr>
+          <w:t>api/</w:t>
+        </w:r>
+        <w:r>
+          <w:rPr>
+            <w:rStyle w:val="Hyperlink"/>
+          </w:rPr>
+          <w:t>resource</w:t>
+        </w:r>
+        <w:r>
+          <w:rPr>
+            <w:rStyle w:val="Hyperlink"/>
+          </w:rPr>
+          <w:t>/deserial</w:t>
+        </w:r>
+        <w:r>
+          <w:rPr>
+            <w:rStyle w:val="Hyperlink"/>
+          </w:rPr>
+          <w:t>/ObjectId</w:t>
+        </w:r>
+      </w:hyperlink>
+    </w:p>
+    <w:p>
+      <w:r>
+        <w:t>DELETE:</w:t>
+      </w:r>
+    </w:p>
+    <w:p>
+      <w:hyperlink r:id="rId11" w:history="1">
+        <w:r>
+          <w:rPr>
+            <w:rStyle w:val="Hyperlink"/>
+          </w:rPr>
+          <w:t>http://127.0.0.1:8000//</w:t>
+        </w:r>
+        <w:r>
+          <w:rPr>
+            <w:rStyle w:val="Hyperlink"/>
+          </w:rPr>
+          <w:t>api/</w:t>
+        </w:r>
+        <w:r>
+          <w:rPr>
+            <w:rStyle w:val="Hyperlink"/>
+          </w:rPr>
+          <w:t>resource</w:t>
+        </w:r>
+        <w:r>
+          <w:rPr>
+            <w:rStyle w:val="Hyperlink"/>
+          </w:rPr>
+          <w:t>/deserial</w:t>
+        </w:r>
+        <w:r>
+          <w:rPr>
+            <w:rStyle w:val="Hyperlink"/>
+          </w:rPr>
+          <w:t>/ObjectId</w:t>
+        </w:r>
+      </w:hyperlink>
+    </w:p>
+    <w:p>
+      <w:r>
+        <w:t>GET:</w:t>
+      </w:r>
+    </w:p>
+    <w:p>
+      <w:hyperlink r:id="rId12" w:history="1">
+        <w:r>
+          <w:rPr>
+            <w:rStyle w:val="Hyperlink"/>
+          </w:rPr>
+          <w:t>http://127.0.0.1:8000//</w:t>
+        </w:r>
+        <w:r>
+          <w:rPr>
+            <w:rStyle w:val="Hyperlink"/>
+          </w:rPr>
+          <w:t>api/</w:t>
+        </w:r>
+        <w:r>
+          <w:rPr>
+            <w:rStyle w:val="Hyperlink"/>
+          </w:rPr>
+          <w:t>resource</w:t>
+        </w:r>
+        <w:r>
+          <w:rPr>
+            <w:rStyle w:val="Hyperlink"/>
+          </w:rPr>
+          <w:t>/deserial</w:t>
+        </w:r>
+        <w:r>
+          <w:rPr>
+            <w:rStyle w:val="Hyperlink"/>
+          </w:rPr>
+          <w:t>/ObjectId</w:t>
+        </w:r>
+      </w:hyperlink>
+    </w:p>
+    <w:p/>
+    <w:p/>
+    <w:p/>
+    <w:p>
+      <w:r>
+        <w:t>RE</w:t>
+      </w:r>
+      <w:r>
+        <w:t>PORT</w:t>
+      </w:r>
+      <w:r>
+        <w:t>:</w:t>
+      </w:r>
+    </w:p>
+    <w:p>
+      <w:r>
+        <w:t>POST:</w:t>
+      </w:r>
+      <w:r>
+        <w:br/>
+      </w:r>
+      <w:hyperlink r:id="rId13" w:history="1">
+        <w:r>
+          <w:rPr>
+            <w:rStyle w:val="Hyperlink"/>
+          </w:rPr>
+          <w:t>http://127.0.0.1:8000//api/</w:t>
+        </w:r>
+        <w:r>
+          <w:rPr>
+            <w:rStyle w:val="Hyperlink"/>
+          </w:rPr>
+          <w:t>report</w:t>
+        </w:r>
+        <w:r>
+          <w:rPr>
+            <w:rStyle w:val="Hyperlink"/>
+          </w:rPr>
+          <w:t>/deserial</w:t>
+        </w:r>
+      </w:hyperlink>
+    </w:p>
+    <w:p>
+      <w:r>
+        <w:t>PUT:</w:t>
+      </w:r>
+    </w:p>
+    <w:p>
+      <w:hyperlink r:id="rId14" w:history="1">
+        <w:r>
+          <w:rPr>
+            <w:rStyle w:val="Hyperlink"/>
+          </w:rPr>
+          <w:t>http://127.0.0.1:8000//</w:t>
+        </w:r>
+        <w:r>
+          <w:rPr>
+            <w:rStyle w:val="Hyperlink"/>
+          </w:rPr>
+          <w:t>api/</w:t>
+        </w:r>
+        <w:r>
+          <w:rPr>
+            <w:rStyle w:val="Hyperlink"/>
+          </w:rPr>
+          <w:t>report</w:t>
+        </w:r>
+        <w:r>
+          <w:rPr>
+            <w:rStyle w:val="Hyperlink"/>
+          </w:rPr>
+          <w:t>/deserial</w:t>
+        </w:r>
+        <w:r>
+          <w:rPr>
+            <w:rStyle w:val="Hyperlink"/>
+          </w:rPr>
+          <w:t>/ObjectId</w:t>
+        </w:r>
+      </w:hyperlink>
+    </w:p>
+    <w:p>
+      <w:r>
+        <w:t>DELETE:</w:t>
+      </w:r>
+    </w:p>
+    <w:p>
+      <w:hyperlink r:id="rId15" w:history="1">
+        <w:r>
+          <w:rPr>
+            <w:rStyle w:val="Hyperlink"/>
+          </w:rPr>
+          <w:t>http://127.0.0.1:8000//</w:t>
+        </w:r>
+        <w:r>
+          <w:rPr>
+            <w:rStyle w:val="Hyperlink"/>
+          </w:rPr>
+          <w:t>api/</w:t>
+        </w:r>
+        <w:r>
+          <w:rPr>
+            <w:rStyle w:val="Hyperlink"/>
+          </w:rPr>
+          <w:t>report</w:t>
+        </w:r>
+        <w:r>
+          <w:rPr>
+            <w:rStyle w:val="Hyperlink"/>
+          </w:rPr>
+          <w:t>/deserial</w:t>
+        </w:r>
+        <w:r>
+          <w:rPr>
+            <w:rStyle w:val="Hyperlink"/>
+          </w:rPr>
+          <w:t>/ObjectId</w:t>
+        </w:r>
+      </w:hyperlink>
+    </w:p>
+    <w:p>
+      <w:r>
+        <w:t>GET:</w:t>
+      </w:r>
+    </w:p>
+    <w:p>
+      <w:hyperlink r:id="rId16" w:history="1">
+        <w:r>
+          <w:rPr>
+            <w:rStyle w:val="Hyperlink"/>
+          </w:rPr>
+          <w:t>http://127.0.0.1:8000//</w:t>
+        </w:r>
+        <w:r>
+          <w:rPr>
+            <w:rStyle w:val="Hyperlink"/>
+          </w:rPr>
+          <w:t>api/</w:t>
+        </w:r>
+        <w:r>
+          <w:rPr>
+            <w:rStyle w:val="Hyperlink"/>
+          </w:rPr>
+          <w:t>report</w:t>
+        </w:r>
+        <w:r>
+          <w:rPr>
+            <w:rStyle w:val="Hyperlink"/>
+          </w:rPr>
+          <w:t>/deserial</w:t>
+        </w:r>
+        <w:r>
+          <w:rPr>
+            <w:rStyle w:val="Hyperlink"/>
+          </w:rPr>
+          <w:t>/ObjectId</w:t>
+        </w:r>
+      </w:hyperlink>
+    </w:p>
+    <w:p/>
+    <w:p/>
+    <w:p/>
+    <w:p/>
+    <w:p/>
+    <w:p/>
+    <w:p/>
+    <w:p/>
+    <w:p/>
+    <w:p>
+      <w:r>
+        <w:t>USER</w:t>
+      </w:r>
+      <w:r>
+        <w:t>:</w:t>
+      </w:r>
+    </w:p>
+    <w:p>
+      <w:r>
+        <w:t>POST:</w:t>
+      </w:r>
+      <w:r>
+        <w:br/>
+      </w:r>
+      <w:hyperlink r:id="rId17" w:history="1">
+        <w:r>
+          <w:rPr>
+            <w:rStyle w:val="Hyperlink"/>
+          </w:rPr>
+          <w:t>http://127.0.0.1:8000//api/</w:t>
+        </w:r>
+        <w:r>
+          <w:rPr>
+            <w:rStyle w:val="Hyperlink"/>
+          </w:rPr>
+          <w:t>user</w:t>
+        </w:r>
+        <w:r>
+          <w:rPr>
+            <w:rStyle w:val="Hyperlink"/>
+          </w:rPr>
+          <w:t>/deserial</w:t>
+        </w:r>
+      </w:hyperlink>
+    </w:p>
+    <w:p>
+      <w:r>
+        <w:t>PUT:</w:t>
+      </w:r>
+    </w:p>
+    <w:p>
+      <w:hyperlink r:id="rId18" w:history="1">
+        <w:r>
+          <w:rPr>
+            <w:rStyle w:val="Hyperlink"/>
+          </w:rPr>
+          <w:t>http://127.0.0.1:8000//</w:t>
+        </w:r>
+        <w:r>
+          <w:rPr>
+            <w:rStyle w:val="Hyperlink"/>
+          </w:rPr>
+          <w:t>api/</w:t>
+        </w:r>
+        <w:r>
+          <w:rPr>
+            <w:rStyle w:val="Hyperlink"/>
+          </w:rPr>
+          <w:t>user</w:t>
+        </w:r>
+        <w:r>
+          <w:rPr>
+            <w:rStyle w:val="Hyperlink"/>
+          </w:rPr>
+          <w:t>/deserial</w:t>
+        </w:r>
+        <w:r>
+          <w:rPr>
+            <w:rStyle w:val="Hyperlink"/>
+          </w:rPr>
+          <w:t>/ObjectId</w:t>
+        </w:r>
+      </w:hyperlink>
+    </w:p>
+    <w:p>
+      <w:r>
+        <w:t>DELETE:</w:t>
+      </w:r>
+    </w:p>
+    <w:p>
+      <w:hyperlink r:id="rId19" w:history="1">
+        <w:r>
+          <w:rPr>
+            <w:rStyle w:val="Hyperlink"/>
+          </w:rPr>
+          <w:t>http://127.0.0.1:8000//</w:t>
+        </w:r>
+        <w:r>
+          <w:rPr>
+            <w:rStyle w:val="Hyperlink"/>
+          </w:rPr>
+          <w:t>api/</w:t>
+        </w:r>
+        <w:r>
+          <w:rPr>
+            <w:rStyle w:val="Hyperlink"/>
+          </w:rPr>
+          <w:t>user</w:t>
+        </w:r>
+        <w:r>
+          <w:rPr>
+            <w:rStyle w:val="Hyperlink"/>
+          </w:rPr>
+          <w:t>/deserial</w:t>
+        </w:r>
+        <w:r>
+          <w:rPr>
+            <w:rStyle w:val="Hyperlink"/>
+          </w:rPr>
+          <w:t>/ObjectId</w:t>
+        </w:r>
+      </w:hyperlink>
+    </w:p>
+    <w:p>
+      <w:r>
+        <w:t>GET:</w:t>
+      </w:r>
+    </w:p>
+    <w:p>
+      <w:hyperlink r:id="rId20" w:history="1">
+        <w:r>
+          <w:rPr>
+            <w:rStyle w:val="Hyperlink"/>
+          </w:rPr>
+          <w:t>http://127.0.0.1:8000//</w:t>
+        </w:r>
+        <w:r>
+          <w:rPr>
+            <w:rStyle w:val="Hyperlink"/>
+          </w:rPr>
+          <w:t>api/</w:t>
+        </w:r>
+        <w:r>
+          <w:rPr>
+            <w:rStyle w:val="Hyperlink"/>
+          </w:rPr>
+          <w:t>user</w:t>
+        </w:r>
+        <w:r>
+          <w:rPr>
+            <w:rStyle w:val="Hyperlink"/>
+          </w:rPr>
+          <w:t>/deserial</w:t>
+        </w:r>
+        <w:r>
+          <w:rPr>
+            <w:rStyle w:val="Hyperlink"/>
+          </w:rPr>
+          <w:t>/ObjectId</w:t>
+        </w:r>
+      </w:hyperlink>
+    </w:p>
     <w:p>
       <w:pPr>
         <w:pStyle w:val="ListParagraph"/>
@@ -1503,7 +2116,6 @@
   <w:style w:type="character" w:default="1" w:styleId="DefaultParagraphFont">
     <w:name w:val="Default Paragraph Font"/>
     <w:uiPriority w:val="1"/>
-    <w:semiHidden/>
     <w:unhideWhenUsed/>
   </w:style>
   <w:style w:type="table" w:default="1" w:styleId="TableNormal">
@@ -1815,6 +2427,29 @@
       <w:smallCaps/>
       <w:color w:val="0F4761" w:themeColor="accent1" w:themeShade="BF"/>
       <w:spacing w:val="5"/>
+    </w:rPr>
+  </w:style>
+  <w:style w:type="character" w:styleId="Hyperlink">
+    <w:name w:val="Hyperlink"/>
+    <w:basedOn w:val="DefaultParagraphFont"/>
+    <w:uiPriority w:val="99"/>
+    <w:unhideWhenUsed/>
+    <w:rsid w:val="00034ED2"/>
+    <w:rPr>
+      <w:color w:val="467886" w:themeColor="hyperlink"/>
+      <w:u w:val="single"/>
+    </w:rPr>
+  </w:style>
+  <w:style w:type="character" w:styleId="UnresolvedMention">
+    <w:name w:val="Unresolved Mention"/>
+    <w:basedOn w:val="DefaultParagraphFont"/>
+    <w:uiPriority w:val="99"/>
+    <w:semiHidden/>
+    <w:unhideWhenUsed/>
+    <w:rsid w:val="00034ED2"/>
+    <w:rPr>
+      <w:color w:val="605E5C"/>
+      <w:shd w:val="clear" w:color="auto" w:fill="E1DFDD"/>
     </w:rPr>
   </w:style>
 </w:styles>

--- a/ProjectBackend/API DOC.docx
+++ b/ProjectBackend/API DOC.docx
@@ -367,6 +367,7 @@
         </w:r>
       </w:hyperlink>
     </w:p>
+    <w:p/>
     <w:p>
       <w:r>
         <w:t>PUT</w:t>
@@ -439,26 +440,41 @@
       </w:r>
     </w:p>
     <w:p>
-      <w:hyperlink r:id="rId8" w:history="1">
-        <w:r>
-          <w:rPr>
-            <w:rStyle w:val="Hyperlink"/>
-          </w:rPr>
-          <w:t>http://127.0.0.1:8000//</w:t>
-        </w:r>
-        <w:r>
-          <w:rPr>
-            <w:rStyle w:val="Hyperlink"/>
-          </w:rPr>
-          <w:t>api/faq/deserial</w:t>
-        </w:r>
-        <w:r>
-          <w:rPr>
-            <w:rStyle w:val="Hyperlink"/>
-          </w:rPr>
-          <w:t>/ObjectId</w:t>
-        </w:r>
-      </w:hyperlink>
+      <w:r>
+        <w:t>To get all objects in the URL, you can make an HTTP GET request to the specified URL: http://127.0.0.1:8000/api/faq/deserial. This will return a JSON response containing all the objects with their respective IDs, questions, and answers. The last execution of this request returned a JSON response with a status code of 200 and the content type of application/</w:t>
+      </w:r>
+      <w:proofErr w:type="spellStart"/>
+      <w:r>
+        <w:t>json</w:t>
+      </w:r>
+      <w:proofErr w:type="spellEnd"/>
+      <w:r>
+        <w:t xml:space="preserve">. The response body contained an array of objects, each with an "id", "question", and "answer" </w:t>
+      </w:r>
+      <w:r>
+        <w:t>file</w:t>
+      </w:r>
+    </w:p>
+    <w:p/>
+    <w:p>
+      <w:r>
+        <w:t xml:space="preserve">To get all objects in the URL, you can make an HTTP GET request to the specified URL: http://127.0.0.1:8000/api/faq/deserial. This will return a JSON response containing all the </w:t>
+      </w:r>
+      <w:r>
+        <w:lastRenderedPageBreak/>
+        <w:t>objects with their respective IDs, questions, and answers. The last execution of this request returned a JSON response with a status code of 200 and the content type of application/</w:t>
+      </w:r>
+      <w:proofErr w:type="spellStart"/>
+      <w:r>
+        <w:t>json</w:t>
+      </w:r>
+      <w:proofErr w:type="spellEnd"/>
+      <w:r>
+        <w:t>. The response body contained an array of objects, each with an "id", "question", and "answer" fi</w:t>
+      </w:r>
+      <w:r>
+        <w:t>le</w:t>
+      </w:r>
     </w:p>
     <w:p/>
     <w:p/>
@@ -466,10 +482,8 @@
     <w:p/>
     <w:p/>
     <w:p/>
-    <w:p/>
-    <w:p>
-      <w:r>
-        <w:lastRenderedPageBreak/>
+    <w:p>
+      <w:r>
         <w:t>RESOURCE:</w:t>
       </w:r>
     </w:p>
@@ -480,12 +494,45 @@
       <w:r>
         <w:br/>
       </w:r>
+      <w:hyperlink r:id="rId8" w:history="1">
+        <w:r>
+          <w:rPr>
+            <w:rStyle w:val="Hyperlink"/>
+          </w:rPr>
+          <w:t>http://127.0.0.1:8000//api/</w:t>
+        </w:r>
+        <w:r>
+          <w:rPr>
+            <w:rStyle w:val="Hyperlink"/>
+          </w:rPr>
+          <w:t>resource</w:t>
+        </w:r>
+        <w:r>
+          <w:rPr>
+            <w:rStyle w:val="Hyperlink"/>
+          </w:rPr>
+          <w:t>/deserial</w:t>
+        </w:r>
+      </w:hyperlink>
+    </w:p>
+    <w:p>
+      <w:r>
+        <w:t>PUT:</w:t>
+      </w:r>
+    </w:p>
+    <w:p>
       <w:hyperlink r:id="rId9" w:history="1">
         <w:r>
           <w:rPr>
             <w:rStyle w:val="Hyperlink"/>
           </w:rPr>
-          <w:t>http://127.0.0.1:8000//api/</w:t>
+          <w:t>http://127.0.0.1:8000//</w:t>
+        </w:r>
+        <w:r>
+          <w:rPr>
+            <w:rStyle w:val="Hyperlink"/>
+          </w:rPr>
+          <w:t>api/</w:t>
         </w:r>
         <w:r>
           <w:rPr>
@@ -499,11 +546,17 @@
           </w:rPr>
           <w:t>/deserial</w:t>
         </w:r>
+        <w:r>
+          <w:rPr>
+            <w:rStyle w:val="Hyperlink"/>
+          </w:rPr>
+          <w:t>/ObjectId</w:t>
+        </w:r>
       </w:hyperlink>
     </w:p>
     <w:p>
       <w:r>
-        <w:t>PUT:</w:t>
+        <w:t>DELETE:</w:t>
       </w:r>
     </w:p>
     <w:p>
@@ -542,50 +595,11 @@
     </w:p>
     <w:p>
       <w:r>
-        <w:t>DELETE:</w:t>
+        <w:t>GET:</w:t>
       </w:r>
     </w:p>
     <w:p>
       <w:hyperlink r:id="rId11" w:history="1">
-        <w:r>
-          <w:rPr>
-            <w:rStyle w:val="Hyperlink"/>
-          </w:rPr>
-          <w:t>http://127.0.0.1:8000//</w:t>
-        </w:r>
-        <w:r>
-          <w:rPr>
-            <w:rStyle w:val="Hyperlink"/>
-          </w:rPr>
-          <w:t>api/</w:t>
-        </w:r>
-        <w:r>
-          <w:rPr>
-            <w:rStyle w:val="Hyperlink"/>
-          </w:rPr>
-          <w:t>resource</w:t>
-        </w:r>
-        <w:r>
-          <w:rPr>
-            <w:rStyle w:val="Hyperlink"/>
-          </w:rPr>
-          <w:t>/deserial</w:t>
-        </w:r>
-        <w:r>
-          <w:rPr>
-            <w:rStyle w:val="Hyperlink"/>
-          </w:rPr>
-          <w:t>/ObjectId</w:t>
-        </w:r>
-      </w:hyperlink>
-    </w:p>
-    <w:p>
-      <w:r>
-        <w:t>GET:</w:t>
-      </w:r>
-    </w:p>
-    <w:p>
-      <w:hyperlink r:id="rId12" w:history="1">
         <w:r>
           <w:rPr>
             <w:rStyle w:val="Hyperlink"/>
@@ -639,12 +653,45 @@
       <w:r>
         <w:br/>
       </w:r>
+      <w:hyperlink r:id="rId12" w:history="1">
+        <w:r>
+          <w:rPr>
+            <w:rStyle w:val="Hyperlink"/>
+          </w:rPr>
+          <w:t>http://127.0.0.1:8000//api/</w:t>
+        </w:r>
+        <w:r>
+          <w:rPr>
+            <w:rStyle w:val="Hyperlink"/>
+          </w:rPr>
+          <w:t>report</w:t>
+        </w:r>
+        <w:r>
+          <w:rPr>
+            <w:rStyle w:val="Hyperlink"/>
+          </w:rPr>
+          <w:t>/deserial</w:t>
+        </w:r>
+      </w:hyperlink>
+    </w:p>
+    <w:p>
+      <w:r>
+        <w:t>PUT:</w:t>
+      </w:r>
+    </w:p>
+    <w:p>
       <w:hyperlink r:id="rId13" w:history="1">
         <w:r>
           <w:rPr>
             <w:rStyle w:val="Hyperlink"/>
           </w:rPr>
-          <w:t>http://127.0.0.1:8000//api/</w:t>
+          <w:t>http://127.0.0.1:8000//</w:t>
+        </w:r>
+        <w:r>
+          <w:rPr>
+            <w:rStyle w:val="Hyperlink"/>
+          </w:rPr>
+          <w:t>api/</w:t>
         </w:r>
         <w:r>
           <w:rPr>
@@ -658,11 +705,18 @@
           </w:rPr>
           <w:t>/deserial</w:t>
         </w:r>
+        <w:r>
+          <w:rPr>
+            <w:rStyle w:val="Hyperlink"/>
+          </w:rPr>
+          <w:t>/ObjectId</w:t>
+        </w:r>
       </w:hyperlink>
     </w:p>
     <w:p>
       <w:r>
-        <w:t>PUT:</w:t>
+        <w:lastRenderedPageBreak/>
+        <w:t>DELETE:</w:t>
       </w:r>
     </w:p>
     <w:p>
@@ -701,50 +755,11 @@
     </w:p>
     <w:p>
       <w:r>
-        <w:t>DELETE:</w:t>
+        <w:t>GET:</w:t>
       </w:r>
     </w:p>
     <w:p>
       <w:hyperlink r:id="rId15" w:history="1">
-        <w:r>
-          <w:rPr>
-            <w:rStyle w:val="Hyperlink"/>
-          </w:rPr>
-          <w:t>http://127.0.0.1:8000//</w:t>
-        </w:r>
-        <w:r>
-          <w:rPr>
-            <w:rStyle w:val="Hyperlink"/>
-          </w:rPr>
-          <w:t>api/</w:t>
-        </w:r>
-        <w:r>
-          <w:rPr>
-            <w:rStyle w:val="Hyperlink"/>
-          </w:rPr>
-          <w:t>report</w:t>
-        </w:r>
-        <w:r>
-          <w:rPr>
-            <w:rStyle w:val="Hyperlink"/>
-          </w:rPr>
-          <w:t>/deserial</w:t>
-        </w:r>
-        <w:r>
-          <w:rPr>
-            <w:rStyle w:val="Hyperlink"/>
-          </w:rPr>
-          <w:t>/ObjectId</w:t>
-        </w:r>
-      </w:hyperlink>
-    </w:p>
-    <w:p>
-      <w:r>
-        <w:t>GET:</w:t>
-      </w:r>
-    </w:p>
-    <w:p>
-      <w:hyperlink r:id="rId16" w:history="1">
         <w:r>
           <w:rPr>
             <w:rStyle w:val="Hyperlink"/>
@@ -801,12 +816,45 @@
       <w:r>
         <w:br/>
       </w:r>
+      <w:hyperlink r:id="rId16" w:history="1">
+        <w:r>
+          <w:rPr>
+            <w:rStyle w:val="Hyperlink"/>
+          </w:rPr>
+          <w:t>http://127.0.0.1:8000//api/</w:t>
+        </w:r>
+        <w:r>
+          <w:rPr>
+            <w:rStyle w:val="Hyperlink"/>
+          </w:rPr>
+          <w:t>user</w:t>
+        </w:r>
+        <w:r>
+          <w:rPr>
+            <w:rStyle w:val="Hyperlink"/>
+          </w:rPr>
+          <w:t>/deserial</w:t>
+        </w:r>
+      </w:hyperlink>
+    </w:p>
+    <w:p>
+      <w:r>
+        <w:t>PUT:</w:t>
+      </w:r>
+    </w:p>
+    <w:p>
       <w:hyperlink r:id="rId17" w:history="1">
         <w:r>
           <w:rPr>
             <w:rStyle w:val="Hyperlink"/>
           </w:rPr>
-          <w:t>http://127.0.0.1:8000//api/</w:t>
+          <w:t>http://127.0.0.1:8000//</w:t>
+        </w:r>
+        <w:r>
+          <w:rPr>
+            <w:rStyle w:val="Hyperlink"/>
+          </w:rPr>
+          <w:t>api/</w:t>
         </w:r>
         <w:r>
           <w:rPr>
@@ -820,11 +868,17 @@
           </w:rPr>
           <w:t>/deserial</w:t>
         </w:r>
+        <w:r>
+          <w:rPr>
+            <w:rStyle w:val="Hyperlink"/>
+          </w:rPr>
+          <w:t>/ObjectId</w:t>
+        </w:r>
       </w:hyperlink>
     </w:p>
     <w:p>
       <w:r>
-        <w:t>PUT:</w:t>
+        <w:t>DELETE:</w:t>
       </w:r>
     </w:p>
     <w:p>
@@ -863,50 +917,11 @@
     </w:p>
     <w:p>
       <w:r>
-        <w:t>DELETE:</w:t>
+        <w:t>GET:</w:t>
       </w:r>
     </w:p>
     <w:p>
       <w:hyperlink r:id="rId19" w:history="1">
-        <w:r>
-          <w:rPr>
-            <w:rStyle w:val="Hyperlink"/>
-          </w:rPr>
-          <w:t>http://127.0.0.1:8000//</w:t>
-        </w:r>
-        <w:r>
-          <w:rPr>
-            <w:rStyle w:val="Hyperlink"/>
-          </w:rPr>
-          <w:t>api/</w:t>
-        </w:r>
-        <w:r>
-          <w:rPr>
-            <w:rStyle w:val="Hyperlink"/>
-          </w:rPr>
-          <w:t>user</w:t>
-        </w:r>
-        <w:r>
-          <w:rPr>
-            <w:rStyle w:val="Hyperlink"/>
-          </w:rPr>
-          <w:t>/deserial</w:t>
-        </w:r>
-        <w:r>
-          <w:rPr>
-            <w:rStyle w:val="Hyperlink"/>
-          </w:rPr>
-          <w:t>/ObjectId</w:t>
-        </w:r>
-      </w:hyperlink>
-    </w:p>
-    <w:p>
-      <w:r>
-        <w:t>GET:</w:t>
-      </w:r>
-    </w:p>
-    <w:p>
-      <w:hyperlink r:id="rId20" w:history="1">
         <w:r>
           <w:rPr>
             <w:rStyle w:val="Hyperlink"/>

--- a/ProjectBackend/API DOC.docx
+++ b/ProjectBackend/API DOC.docx
@@ -343,70 +343,874 @@
       <w:r>
         <w:t>:</w:t>
       </w:r>
-      <w:r>
-        <w:br/>
-      </w:r>
+    </w:p>
+    <w:p>
+      <w:r>
+        <w:t>The HTTP POST request to http://127.0.0.1:8000/api/faq/deserial is used to create a new object. The request should include a payload with the "question" and "answer" fields. Upon successful execution, the response will have a status of 201 and return the newly created object with its "id", "question", and "answer" fields in the JSON format.</w:t>
+      </w:r>
+    </w:p>
+    <w:p>
+      <w:r>
+        <w:t>{</w:t>
+      </w:r>
+    </w:p>
+    <w:p>
+      <w:r>
+        <w:t>    "id": 109,</w:t>
+      </w:r>
+    </w:p>
+    <w:p>
+      <w:r>
+        <w:t>    "question": "Are you tired?",</w:t>
+      </w:r>
+    </w:p>
+    <w:p>
+      <w:r>
+        <w:t>    "answer": "Yes, but i gotta get this work done"</w:t>
+      </w:r>
+    </w:p>
+    <w:p>
+      <w:r>
+        <w:t>}</w:t>
+      </w:r>
+    </w:p>
+    <w:p>
+      <w:r>
+        <w:t>PUT</w:t>
+      </w:r>
+      <w:r>
+        <w:t>:</w:t>
+      </w:r>
+    </w:p>
+    <w:p>
+      <w:r>
+        <w:t>The HTTP PUT request to http://127.0.0.1:8000/api/faq/deserial/26 is used to update a FAQ (Frequently Asked Questions) object with a specific ID. The request payload includes the new values for the "question" and "answer" fields of the FAQ object. The response to this request indicates that the update was successful and returns the ID, question, and answer of the updated FAQ object in JSON format.</w:t>
+      </w:r>
+    </w:p>
+    <w:p>
+      <w:r>
+        <w:t>{</w:t>
+      </w:r>
+    </w:p>
+    <w:p>
+      <w:r>
+        <w:lastRenderedPageBreak/>
+        <w:t>    "id": 26,</w:t>
+      </w:r>
+    </w:p>
+    <w:p>
+      <w:r>
+        <w:t>    "question": "Wassup my G",</w:t>
+      </w:r>
+    </w:p>
+    <w:p>
+      <w:r>
+        <w:t>    "answer": "Awez"</w:t>
+      </w:r>
+    </w:p>
+    <w:p>
+      <w:r>
+        <w:t>}</w:t>
+      </w:r>
+    </w:p>
+    <w:p>
+      <w:r>
+        <w:t>DELETE:</w:t>
+      </w:r>
+    </w:p>
+    <w:p>
+      <w:r>
+        <w:t>{</w:t>
+      </w:r>
+    </w:p>
+    <w:p>
+      <w:r>
+        <w:t>    "message": "FAQ deleted successfully."</w:t>
+      </w:r>
+    </w:p>
+    <w:p>
+      <w:r>
+        <w:t>}</w:t>
+      </w:r>
+    </w:p>
+    <w:p>
+      <w:r>
+        <w:t>Successfully deletes an object</w:t>
+      </w:r>
+    </w:p>
+    <w:p>
       <w:hyperlink r:id="rId5" w:history="1">
         <w:r>
           <w:rPr>
             <w:rStyle w:val="Hyperlink"/>
           </w:rPr>
-          <w:t>http://127.0.0.1:8000/</w:t>
-        </w:r>
-        <w:r>
-          <w:rPr>
-            <w:rStyle w:val="Hyperlink"/>
-          </w:rPr>
-          <w:t>/</w:t>
-        </w:r>
-        <w:r>
-          <w:rPr>
-            <w:rStyle w:val="Hyperlink"/>
-          </w:rPr>
-          <w:t>api/faq/deserial</w:t>
+          <w:t>http://127.0.0.1:8000/api/faq/deserial/26</w:t>
         </w:r>
       </w:hyperlink>
     </w:p>
+    <w:p>
+      <w:r>
+        <w:t>GET</w:t>
+      </w:r>
+      <w:r>
+        <w:t>:</w:t>
+      </w:r>
+    </w:p>
+    <w:p>
+      <w:r>
+        <w:t>To get all objects in the URL, you can make an HTTP GET request to the specified URL: http://127.0.0.1:8000/api/</w:t>
+      </w:r>
+      <w:r>
+        <w:t>faq</w:t>
+      </w:r>
+      <w:r>
+        <w:t>/deserial. This will return a JSON response containing all the objects with their respective IDs, questions, and answers. The last execution of this request returned a JSON response with a status code of 200 and the content type of application/json. The response body contained an array of objects, each with an "id", "question", and "answer" file</w:t>
+      </w:r>
+    </w:p>
+    <w:p>
+      <w:r>
+        <w:t>{</w:t>
+      </w:r>
+    </w:p>
+    <w:p>
+      <w:r>
+        <w:t>        "id": 109,</w:t>
+      </w:r>
+    </w:p>
+    <w:p>
+      <w:r>
+        <w:t>        "question": "Are you tired?",</w:t>
+      </w:r>
+    </w:p>
+    <w:p>
+      <w:r>
+        <w:t>        "answer": "Yes, but i gotta get this work done"</w:t>
+      </w:r>
+    </w:p>
+    <w:p>
+      <w:r>
+        <w:t>    }</w:t>
+      </w:r>
+    </w:p>
     <w:p/>
-    <w:p>
-      <w:r>
-        <w:t>PUT</w:t>
-      </w:r>
-      <w:r>
-        <w:t>:</w:t>
-      </w:r>
-    </w:p>
-    <w:p>
+    <w:p/>
+    <w:p/>
+    <w:p/>
+    <w:p/>
+    <w:p>
+      <w:r>
+        <w:lastRenderedPageBreak/>
+        <w:t>RESOURCE:</w:t>
+      </w:r>
+    </w:p>
+    <w:p>
+      <w:r>
+        <w:t>POST:</w:t>
+      </w:r>
+    </w:p>
+    <w:p>
+      <w:r>
+        <w:t>The HTTP POST request to http://127.0.0.1:8000/api/</w:t>
+      </w:r>
+      <w:r>
+        <w:t>resource/</w:t>
+      </w:r>
+      <w:r>
+        <w:t>deserial is used to create a new object. The request should include a payload with the "file_path</w:t>
+      </w:r>
+      <w:r>
+        <w:t>,</w:t>
+      </w:r>
+      <w:r>
+        <w:t xml:space="preserve"> </w:t>
+      </w:r>
+      <w:r>
+        <w:t>"file_type"</w:t>
+      </w:r>
+      <w:r>
+        <w:t xml:space="preserve">, </w:t>
+      </w:r>
+      <w:r>
+        <w:t>"contributor"</w:t>
+      </w:r>
+      <w:r>
+        <w:t xml:space="preserve">, </w:t>
+      </w:r>
+      <w:r>
+        <w:t>"resource_name"</w:t>
+      </w:r>
+      <w:r>
+        <w:t xml:space="preserve">, </w:t>
+      </w:r>
+      <w:r>
+        <w:t>"subject"</w:t>
+      </w:r>
+      <w:r>
+        <w:t xml:space="preserve">, </w:t>
+      </w:r>
+      <w:r>
+        <w:t>"grade"</w:t>
+      </w:r>
+      <w:r>
+        <w:t xml:space="preserve">, </w:t>
+      </w:r>
+      <w:r>
+        <w:t>"keywords"</w:t>
+      </w:r>
+      <w:r>
+        <w:t xml:space="preserve">, </w:t>
+      </w:r>
+      <w:r>
+        <w:t>"date_contributed"</w:t>
+      </w:r>
+      <w:r>
+        <w:t xml:space="preserve">, </w:t>
+      </w:r>
+      <w:r>
+        <w:t>"resource_rating"</w:t>
+      </w:r>
+      <w:r>
+        <w:t xml:space="preserve">, </w:t>
+      </w:r>
+      <w:r>
+        <w:t>"approval_status"</w:t>
+      </w:r>
+      <w:r>
+        <w:t xml:space="preserve">, </w:t>
+      </w:r>
+      <w:r>
+        <w:t>"moderation_comment"</w:t>
+      </w:r>
+      <w:r>
+        <w:t xml:space="preserve"> and </w:t>
+      </w:r>
+      <w:r>
+        <w:t>"moderation_date"</w:t>
+      </w:r>
+    </w:p>
+    <w:p>
+      <w:r>
+        <w:t xml:space="preserve"> fields. Upon successful execution, the response will have a status of 201 and return the newly created object with its "id", "file_path</w:t>
+      </w:r>
+      <w:r>
+        <w:t>,</w:t>
+      </w:r>
+      <w:r>
+        <w:t xml:space="preserve"> </w:t>
+      </w:r>
+      <w:r>
+        <w:t>"file_type"</w:t>
+      </w:r>
+      <w:r>
+        <w:t xml:space="preserve">, </w:t>
+      </w:r>
+      <w:r>
+        <w:t>"contributor"</w:t>
+      </w:r>
+      <w:r>
+        <w:t xml:space="preserve">, </w:t>
+      </w:r>
+      <w:r>
+        <w:t>"resource_name"</w:t>
+      </w:r>
+      <w:r>
+        <w:t xml:space="preserve">, </w:t>
+      </w:r>
+      <w:r>
+        <w:t>"subject"</w:t>
+      </w:r>
+      <w:r>
+        <w:t xml:space="preserve">, </w:t>
+      </w:r>
+      <w:r>
+        <w:t>"grade"</w:t>
+      </w:r>
+      <w:r>
+        <w:t xml:space="preserve">, </w:t>
+      </w:r>
+      <w:r>
+        <w:t>"keywords"</w:t>
+      </w:r>
+      <w:r>
+        <w:t xml:space="preserve">, </w:t>
+      </w:r>
+      <w:r>
+        <w:t>"date_contributed"</w:t>
+      </w:r>
+      <w:r>
+        <w:t xml:space="preserve">, </w:t>
+      </w:r>
+      <w:r>
+        <w:t>"resource_rating"</w:t>
+      </w:r>
+      <w:r>
+        <w:t xml:space="preserve">, </w:t>
+      </w:r>
+      <w:r>
+        <w:t>"approval_status"</w:t>
+      </w:r>
+      <w:r>
+        <w:t xml:space="preserve">, </w:t>
+      </w:r>
+      <w:r>
+        <w:t>"moderation_comment"</w:t>
+      </w:r>
+      <w:r>
+        <w:t xml:space="preserve"> and </w:t>
+      </w:r>
+      <w:r>
+        <w:t>"moderation_date"</w:t>
+      </w:r>
+      <w:r>
+        <w:t xml:space="preserve"> fields in the JSON format.</w:t>
+      </w:r>
+    </w:p>
+    <w:p>
+      <w:r>
+        <w:br/>
+      </w:r>
+      <w:r>
+        <w:t>{</w:t>
+      </w:r>
+    </w:p>
+    <w:p>
+      <w:r>
+        <w:t>    "id": 12,</w:t>
+      </w:r>
+    </w:p>
+    <w:p>
+      <w:r>
+        <w:t>    "file_path": "/resources/math/grade_5/geometry_worksheets.pdf",</w:t>
+      </w:r>
+    </w:p>
+    <w:p>
+      <w:r>
+        <w:t>    "file_type": "txt",</w:t>
+      </w:r>
+    </w:p>
+    <w:p>
+      <w:r>
+        <w:t>    "contributor": "Samanth Jacks",</w:t>
+      </w:r>
+    </w:p>
+    <w:p>
+      <w:r>
+        <w:t>    "resource_name": "Geometry Worksheets",</w:t>
+      </w:r>
+    </w:p>
+    <w:p>
+      <w:r>
+        <w:t>    "subject": "Mathematics",</w:t>
+      </w:r>
+    </w:p>
+    <w:p>
+      <w:r>
+        <w:t>    "grade": "5",</w:t>
+      </w:r>
+    </w:p>
+    <w:p>
+      <w:r>
+        <w:t>    "keywords": "keywords",</w:t>
+      </w:r>
+    </w:p>
+    <w:p>
+      <w:r>
+        <w:t>    "date_contributed": "2024-09-06T02:16:12.679398Z",</w:t>
+      </w:r>
+    </w:p>
+    <w:p>
+      <w:r>
+        <w:t>    "resource_rating": 3,</w:t>
+      </w:r>
+    </w:p>
+    <w:p>
+      <w:r>
+        <w:t>    "approval_status": "Approved",</w:t>
+      </w:r>
+    </w:p>
+    <w:p>
+      <w:r>
+        <w:t>    "moderation_comment": "Excellent resource, very well-organized and useful for grade 5 students.",</w:t>
+      </w:r>
+    </w:p>
+    <w:p>
+      <w:r>
+        <w:t>    "moderation_date": "2024-08-31T00:00:00Z"</w:t>
+      </w:r>
+    </w:p>
+    <w:p>
+      <w:r>
+        <w:t>}</w:t>
+      </w:r>
+    </w:p>
+    <w:p/>
+    <w:p>
+      <w:r>
+        <w:lastRenderedPageBreak/>
+        <w:t>PUT:</w:t>
+      </w:r>
+    </w:p>
+    <w:p>
+      <w:r>
+        <w:t>The HTTP PUT request to http://127.0.0.1:8000/api/</w:t>
+      </w:r>
+      <w:r>
+        <w:t>resource</w:t>
+      </w:r>
+      <w:r>
+        <w:t xml:space="preserve">/deserial/26 is used to update a </w:t>
+      </w:r>
+      <w:r>
+        <w:t>Resource</w:t>
+      </w:r>
+      <w:r>
+        <w:t xml:space="preserve"> object with a specific ID. The request payload includes the new values for the "</w:t>
+      </w:r>
+      <w:r>
+        <w:t xml:space="preserve"> </w:t>
+      </w:r>
+      <w:r>
+        <w:t>file_path</w:t>
+      </w:r>
+      <w:r>
+        <w:t>,</w:t>
+      </w:r>
+      <w:r>
+        <w:t xml:space="preserve"> </w:t>
+      </w:r>
+      <w:r>
+        <w:t>"file_type"</w:t>
+      </w:r>
+      <w:r>
+        <w:t xml:space="preserve">, </w:t>
+      </w:r>
+      <w:r>
+        <w:t>"contributor"</w:t>
+      </w:r>
+      <w:r>
+        <w:t xml:space="preserve">, </w:t>
+      </w:r>
+      <w:r>
+        <w:t>"resource_name"</w:t>
+      </w:r>
+      <w:r>
+        <w:t xml:space="preserve">, </w:t>
+      </w:r>
+      <w:r>
+        <w:t>"subject"</w:t>
+      </w:r>
+      <w:r>
+        <w:t xml:space="preserve">, </w:t>
+      </w:r>
+      <w:r>
+        <w:t>"grade"</w:t>
+      </w:r>
+      <w:r>
+        <w:t xml:space="preserve">, </w:t>
+      </w:r>
+      <w:r>
+        <w:t>"keywords"</w:t>
+      </w:r>
+      <w:r>
+        <w:t xml:space="preserve">, </w:t>
+      </w:r>
+      <w:r>
+        <w:t>"date_contributed"</w:t>
+      </w:r>
+      <w:r>
+        <w:t xml:space="preserve">, </w:t>
+      </w:r>
+      <w:r>
+        <w:t>"resource_rating"</w:t>
+      </w:r>
+      <w:r>
+        <w:t xml:space="preserve">, </w:t>
+      </w:r>
+      <w:r>
+        <w:t>"approval_status"</w:t>
+      </w:r>
+      <w:r>
+        <w:t xml:space="preserve">, </w:t>
+      </w:r>
+      <w:r>
+        <w:t>"moderation_comment"</w:t>
+      </w:r>
+      <w:r>
+        <w:t xml:space="preserve"> and </w:t>
+      </w:r>
+      <w:r>
+        <w:t>"moderation_date"</w:t>
+      </w:r>
+      <w:r>
+        <w:t xml:space="preserve"> </w:t>
+      </w:r>
+      <w:r>
+        <w:t>fields of the FAQ object. The response to this request indicates that the update was successful and returns the ID, question, and answer of the updated FAQ object in JSON format.</w:t>
+      </w:r>
+    </w:p>
+    <w:p/>
+    <w:p>
+      <w:r>
+        <w:t>{</w:t>
+      </w:r>
+    </w:p>
+    <w:p>
+      <w:r>
+        <w:t>    "id": 12,</w:t>
+      </w:r>
+    </w:p>
+    <w:p>
+      <w:r>
+        <w:t>    "file_path": "/resources/math/grade_5/geometry_worksheets.pdf",</w:t>
+      </w:r>
+    </w:p>
+    <w:p>
+      <w:r>
+        <w:t>    "file_type": "txt",</w:t>
+      </w:r>
+    </w:p>
+    <w:p>
+      <w:r>
+        <w:t>    "contributor": "Samanth Jacks",</w:t>
+      </w:r>
+    </w:p>
+    <w:p>
+      <w:r>
+        <w:t>    "resource_name": "Geometry Worksheets",</w:t>
+      </w:r>
+    </w:p>
+    <w:p>
+      <w:r>
+        <w:t>    "subject": "Mathematics",</w:t>
+      </w:r>
+    </w:p>
+    <w:p>
+      <w:r>
+        <w:t>    "grade": "5",</w:t>
+      </w:r>
+    </w:p>
+    <w:p>
+      <w:r>
+        <w:t>    "keywords": "keywords",</w:t>
+      </w:r>
+    </w:p>
+    <w:p>
+      <w:r>
+        <w:t>    "date_contributed": "2024-09-06T02:16:12.679398Z",</w:t>
+      </w:r>
+    </w:p>
+    <w:p>
+      <w:r>
+        <w:t>    "resource_rating": 3,</w:t>
+      </w:r>
+    </w:p>
+    <w:p>
+      <w:r>
+        <w:t>    "approval_status": "Approved",</w:t>
+      </w:r>
+    </w:p>
+    <w:p>
+      <w:r>
+        <w:t>    "moderation_comment": "Excellent resource, very well-organized and useful for grade 5 students.",</w:t>
+      </w:r>
+    </w:p>
+    <w:p>
+      <w:r>
+        <w:t>    "moderation_date": "2024-08-31T00:00:00Z"</w:t>
+      </w:r>
+    </w:p>
+    <w:p>
+      <w:r>
+        <w:t>}</w:t>
+      </w:r>
+    </w:p>
+    <w:p>
+      <w:r>
+        <w:t>DELETE:</w:t>
+      </w:r>
+    </w:p>
+    <w:p>
+      <w:r>
+        <w:t>Successfully delete an object</w:t>
+      </w:r>
+    </w:p>
+    <w:p>
+      <w:r>
+        <w:t>{</w:t>
+      </w:r>
+    </w:p>
+    <w:p>
+      <w:r>
+        <w:lastRenderedPageBreak/>
+        <w:t>    "message": "Resource deleted successfully."</w:t>
+      </w:r>
+    </w:p>
+    <w:p>
+      <w:r>
+        <w:t>}</w:t>
+      </w:r>
+    </w:p>
+    <w:p/>
+    <w:p>
+      <w:r>
+        <w:t>GET:</w:t>
+      </w:r>
+    </w:p>
+    <w:p>
+      <w:r>
+        <w:t>To get all objects in the URL, you can make an HTTP GET request to the specified URL: http://127.0.0.1:8000/api/</w:t>
+      </w:r>
+      <w:r>
+        <w:t>resource</w:t>
+      </w:r>
+      <w:r>
+        <w:t xml:space="preserve">/deserial. This will return a JSON response containing all the objects with their respective IDs, </w:t>
+      </w:r>
+      <w:r>
+        <w:t>file path, file type, contributor, resource name, subject, grade, keywords, date contributed, resource rating, moderation comment and moderation date</w:t>
+      </w:r>
+      <w:r>
+        <w:t>. The last execution of this request returned a JSON response with a status code of 200 and the content type of application/json. The response body contained an array of objects, each with an "id",</w:t>
+      </w:r>
+      <w:r>
+        <w:t xml:space="preserve"> </w:t>
+      </w:r>
+      <w:r>
+        <w:t>"file_path</w:t>
+      </w:r>
+      <w:r>
+        <w:t>,</w:t>
+      </w:r>
+      <w:r>
+        <w:t xml:space="preserve"> </w:t>
+      </w:r>
+      <w:r>
+        <w:t>"file_type"</w:t>
+      </w:r>
+      <w:r>
+        <w:t xml:space="preserve">, </w:t>
+      </w:r>
+      <w:r>
+        <w:t>"contributor"</w:t>
+      </w:r>
+      <w:r>
+        <w:t xml:space="preserve">, </w:t>
+      </w:r>
+      <w:r>
+        <w:t>"resource_name"</w:t>
+      </w:r>
+      <w:r>
+        <w:t xml:space="preserve">, </w:t>
+      </w:r>
+      <w:r>
+        <w:t>"subject"</w:t>
+      </w:r>
+      <w:r>
+        <w:t xml:space="preserve">, </w:t>
+      </w:r>
+      <w:r>
+        <w:t>"grade"</w:t>
+      </w:r>
+      <w:r>
+        <w:t xml:space="preserve">, </w:t>
+      </w:r>
+      <w:r>
+        <w:t>"keywords"</w:t>
+      </w:r>
+      <w:r>
+        <w:t xml:space="preserve">, </w:t>
+      </w:r>
+      <w:r>
+        <w:t>"date_contributed"</w:t>
+      </w:r>
+      <w:r>
+        <w:t xml:space="preserve">, </w:t>
+      </w:r>
+      <w:r>
+        <w:t>"resource_rating"</w:t>
+      </w:r>
+      <w:r>
+        <w:t xml:space="preserve">, </w:t>
+      </w:r>
+      <w:r>
+        <w:t>"approval_status"</w:t>
+      </w:r>
+      <w:r>
+        <w:t xml:space="preserve">, </w:t>
+      </w:r>
+      <w:r>
+        <w:t>"moderation_comment"</w:t>
+      </w:r>
+      <w:r>
+        <w:t xml:space="preserve"> and </w:t>
+      </w:r>
+      <w:r>
+        <w:t>"moderation_date"</w:t>
+      </w:r>
+    </w:p>
+    <w:p>
+      <w:r>
+        <w:t>{</w:t>
+      </w:r>
+    </w:p>
+    <w:p>
+      <w:r>
+        <w:t>        "id": 11,</w:t>
+      </w:r>
+    </w:p>
+    <w:p>
+      <w:r>
+        <w:t>        "file_path": "/resources/math/grade_5/geometry_worksheets.pdf",</w:t>
+      </w:r>
+    </w:p>
+    <w:p>
+      <w:r>
+        <w:t>        "file_type": "txt",</w:t>
+      </w:r>
+    </w:p>
+    <w:p>
+      <w:r>
+        <w:t>        "contributor": "Jane Doe",</w:t>
+      </w:r>
+    </w:p>
+    <w:p>
+      <w:r>
+        <w:t>        "resource_name": "Geometry Worksheets",</w:t>
+      </w:r>
+    </w:p>
+    <w:p>
+      <w:r>
+        <w:t>        "subject": "Mathematics",</w:t>
+      </w:r>
+    </w:p>
+    <w:p>
+      <w:r>
+        <w:t>        "grade": "5",</w:t>
+      </w:r>
+    </w:p>
+    <w:p>
+      <w:r>
+        <w:t>        "keywords": "keywords",</w:t>
+      </w:r>
+    </w:p>
+    <w:p>
+      <w:r>
+        <w:t>        "date_contributed": "2024-09-05T14:19:35.096381Z",</w:t>
+      </w:r>
+    </w:p>
+    <w:p>
+      <w:r>
+        <w:t>        "resource_rating": 3,</w:t>
+      </w:r>
+    </w:p>
+    <w:p>
+      <w:r>
+        <w:t>        "approval_status": "Approved",</w:t>
+      </w:r>
+    </w:p>
+    <w:p>
+      <w:r>
+        <w:t>        "moderation_comment": "Excellent resource, very well-organized and useful for grade 5 students.",</w:t>
+      </w:r>
+    </w:p>
+    <w:p>
+      <w:r>
+        <w:t>        "moderation_date": "2024-08-31T00:00:00Z"</w:t>
+      </w:r>
+    </w:p>
+    <w:p>
+      <w:r>
+        <w:t>    }</w:t>
+      </w:r>
+    </w:p>
+    <w:p/>
+    <w:p/>
+    <w:p/>
+    <w:p>
+      <w:r>
+        <w:t>REPORT:</w:t>
+      </w:r>
+    </w:p>
+    <w:p>
+      <w:r>
+        <w:t>POST:</w:t>
+      </w:r>
+    </w:p>
+    <w:p>
+      <w:r>
+        <w:t>400 Error(Bad Request)</w:t>
+      </w:r>
+      <w:r>
+        <w:br/>
+      </w:r>
       <w:hyperlink r:id="rId6" w:history="1">
         <w:r>
           <w:rPr>
             <w:rStyle w:val="Hyperlink"/>
           </w:rPr>
-          <w:t>http://127.0.0.1:8000/</w:t>
-        </w:r>
-        <w:r>
-          <w:rPr>
-            <w:rStyle w:val="Hyperlink"/>
-          </w:rPr>
-          <w:t>/</w:t>
-        </w:r>
-        <w:r>
-          <w:rPr>
-            <w:rStyle w:val="Hyperlink"/>
-          </w:rPr>
-          <w:t>api/faq/deserial</w:t>
-        </w:r>
-        <w:r>
-          <w:rPr>
-            <w:rStyle w:val="Hyperlink"/>
-          </w:rPr>
-          <w:t>/ObjectId</w:t>
+          <w:t>http://127.0.0.1:8000//api/report/deserial</w:t>
         </w:r>
       </w:hyperlink>
     </w:p>
     <w:p>
       <w:r>
-        <w:t>DELETE:</w:t>
+        <w:t>{</w:t>
+      </w:r>
+    </w:p>
+    <w:p>
+      <w:r>
+        <w:t>    "error": {</w:t>
+      </w:r>
+    </w:p>
+    <w:p>
+      <w:r>
+        <w:t>        "reportComplaint": [</w:t>
+      </w:r>
+    </w:p>
+    <w:p>
+      <w:r>
+        <w:t>            "This field is required."</w:t>
+      </w:r>
+    </w:p>
+    <w:p>
+      <w:r>
+        <w:t>        ],</w:t>
+      </w:r>
+    </w:p>
+    <w:p>
+      <w:r>
+        <w:t>        "reportResource": [</w:t>
+      </w:r>
+    </w:p>
+    <w:p>
+      <w:r>
+        <w:t>            "This field is required."</w:t>
+      </w:r>
+    </w:p>
+    <w:p>
+      <w:r>
+        <w:t>        ]</w:t>
+      </w:r>
+    </w:p>
+    <w:p>
+      <w:r>
+        <w:t>    }</w:t>
+      </w:r>
+    </w:p>
+    <w:p>
+      <w:r>
+        <w:t>}</w:t>
+      </w:r>
+    </w:p>
+    <w:p/>
+    <w:p>
+      <w:r>
+        <w:t>PUT:</w:t>
+      </w:r>
+    </w:p>
+    <w:p>
+      <w:r>
+        <w:t>404 Error(Not Found)</w:t>
       </w:r>
     </w:p>
     <w:p>
@@ -415,109 +1219,69 @@
           <w:rPr>
             <w:rStyle w:val="Hyperlink"/>
           </w:rPr>
-          <w:t>http://127.0.0.1:8000//</w:t>
-        </w:r>
-        <w:r>
-          <w:rPr>
-            <w:rStyle w:val="Hyperlink"/>
-          </w:rPr>
-          <w:t>api/faq/deserial</w:t>
-        </w:r>
-        <w:r>
-          <w:rPr>
-            <w:rStyle w:val="Hyperlink"/>
-          </w:rPr>
-          <w:t>/ObjectId</w:t>
+          <w:t>http://127.0.0.1:8000/api/report/deserial/2</w:t>
         </w:r>
       </w:hyperlink>
     </w:p>
     <w:p>
       <w:r>
-        <w:t>GET</w:t>
-      </w:r>
-      <w:r>
-        <w:t>:</w:t>
-      </w:r>
-    </w:p>
-    <w:p>
-      <w:r>
-        <w:t>To get all objects in the URL, you can make an HTTP GET request to the specified URL: http://127.0.0.1:8000/api/faq/deserial. This will return a JSON response containing all the objects with their respective IDs, questions, and answers. The last execution of this request returned a JSON response with a status code of 200 and the content type of application/</w:t>
-      </w:r>
-      <w:proofErr w:type="spellStart"/>
-      <w:r>
-        <w:t>json</w:t>
-      </w:r>
-      <w:proofErr w:type="spellEnd"/>
-      <w:r>
-        <w:t xml:space="preserve">. The response body contained an array of objects, each with an "id", "question", and "answer" </w:t>
-      </w:r>
-      <w:r>
-        <w:t>file</w:t>
-      </w:r>
-    </w:p>
-    <w:p/>
-    <w:p>
-      <w:r>
-        <w:t xml:space="preserve">To get all objects in the URL, you can make an HTTP GET request to the specified URL: http://127.0.0.1:8000/api/faq/deserial. This will return a JSON response containing all the </w:t>
-      </w:r>
-      <w:r>
-        <w:lastRenderedPageBreak/>
-        <w:t>objects with their respective IDs, questions, and answers. The last execution of this request returned a JSON response with a status code of 200 and the content type of application/</w:t>
-      </w:r>
-      <w:proofErr w:type="spellStart"/>
-      <w:r>
-        <w:t>json</w:t>
-      </w:r>
-      <w:proofErr w:type="spellEnd"/>
-      <w:r>
-        <w:t>. The response body contained an array of objects, each with an "id", "question", and "answer" fi</w:t>
-      </w:r>
-      <w:r>
-        <w:t>le</w:t>
-      </w:r>
-    </w:p>
-    <w:p/>
-    <w:p/>
-    <w:p/>
-    <w:p/>
-    <w:p/>
-    <w:p/>
-    <w:p>
-      <w:r>
-        <w:t>RESOURCE:</w:t>
-      </w:r>
-    </w:p>
-    <w:p>
-      <w:r>
-        <w:t>POST:</w:t>
-      </w:r>
-      <w:r>
-        <w:br/>
-      </w:r>
+        <w:t>{</w:t>
+      </w:r>
+    </w:p>
+    <w:p>
+      <w:r>
+        <w:t>    "error": "Report not found."</w:t>
+      </w:r>
+    </w:p>
+    <w:p>
+      <w:r>
+        <w:t>}</w:t>
+      </w:r>
+    </w:p>
+    <w:p>
+      <w:r>
+        <w:t>DELETE:</w:t>
+      </w:r>
+    </w:p>
+    <w:p>
+      <w:r>
+        <w:t>404 Error(Not Found)</w:t>
+      </w:r>
+    </w:p>
+    <w:p>
       <w:hyperlink r:id="rId8" w:history="1">
         <w:r>
           <w:rPr>
             <w:rStyle w:val="Hyperlink"/>
           </w:rPr>
-          <w:t>http://127.0.0.1:8000//api/</w:t>
-        </w:r>
-        <w:r>
-          <w:rPr>
-            <w:rStyle w:val="Hyperlink"/>
-          </w:rPr>
-          <w:t>resource</w:t>
-        </w:r>
-        <w:r>
-          <w:rPr>
-            <w:rStyle w:val="Hyperlink"/>
-          </w:rPr>
-          <w:t>/deserial</w:t>
+          <w:t>http://127.0.0.1:8000/api/report/deserial/2</w:t>
         </w:r>
       </w:hyperlink>
     </w:p>
-    <w:p>
-      <w:r>
-        <w:t>PUT:</w:t>
+    <w:p/>
+    <w:p>
+      <w:r>
+        <w:t>{</w:t>
+      </w:r>
+    </w:p>
+    <w:p>
+      <w:r>
+        <w:t>    "error": "Report not found."</w:t>
+      </w:r>
+    </w:p>
+    <w:p>
+      <w:r>
+        <w:t>}</w:t>
+      </w:r>
+    </w:p>
+    <w:p>
+      <w:r>
+        <w:t>GET:</w:t>
+      </w:r>
+    </w:p>
+    <w:p>
+      <w:r>
+        <w:t>Successfully runs</w:t>
       </w:r>
     </w:p>
     <w:p>
@@ -526,37 +1290,161 @@
           <w:rPr>
             <w:rStyle w:val="Hyperlink"/>
           </w:rPr>
-          <w:t>http://127.0.0.1:8000//</w:t>
-        </w:r>
-        <w:r>
-          <w:rPr>
-            <w:rStyle w:val="Hyperlink"/>
-          </w:rPr>
-          <w:t>api/</w:t>
-        </w:r>
-        <w:r>
-          <w:rPr>
-            <w:rStyle w:val="Hyperlink"/>
-          </w:rPr>
-          <w:t>resource</w:t>
-        </w:r>
-        <w:r>
-          <w:rPr>
-            <w:rStyle w:val="Hyperlink"/>
-          </w:rPr>
-          <w:t>/deserial</w:t>
-        </w:r>
-        <w:r>
-          <w:rPr>
-            <w:rStyle w:val="Hyperlink"/>
-          </w:rPr>
-          <w:t>/ObjectId</w:t>
+          <w:t>http://127.0.0.1:8000//api/report/deserial</w:t>
         </w:r>
       </w:hyperlink>
     </w:p>
     <w:p>
       <w:r>
-        <w:t>DELETE:</w:t>
+        <w:t>[]</w:t>
+      </w:r>
+    </w:p>
+    <w:p/>
+    <w:p>
+      <w:r>
+        <w:t>USER:</w:t>
+      </w:r>
+    </w:p>
+    <w:p>
+      <w:r>
+        <w:t>POST:</w:t>
+      </w:r>
+    </w:p>
+    <w:p>
+      <w:r>
+        <w:t>The HTTP POST request to http://127.0.0.1:8000/api/</w:t>
+      </w:r>
+      <w:r>
+        <w:t>user</w:t>
+      </w:r>
+      <w:r>
+        <w:t xml:space="preserve">/deserial is used to create a new object. The request should include a payload with the </w:t>
+      </w:r>
+      <w:r>
+        <w:t>“</w:t>
+      </w:r>
+      <w:r>
+        <w:t>password"</w:t>
+      </w:r>
+      <w:r>
+        <w:t xml:space="preserve">, </w:t>
+      </w:r>
+      <w:r>
+        <w:t>"last_login"</w:t>
+      </w:r>
+      <w:r>
+        <w:t xml:space="preserve">, </w:t>
+      </w:r>
+      <w:r>
+        <w:t>"is_superuser",</w:t>
+      </w:r>
+      <w:r>
+        <w:t xml:space="preserve"> </w:t>
+      </w:r>
+      <w:r>
+        <w:t>"username"</w:t>
+      </w:r>
+      <w:r>
+        <w:t xml:space="preserve">, </w:t>
+      </w:r>
+      <w:r>
+        <w:t xml:space="preserve"> "first_name</w:t>
+      </w:r>
+      <w:r>
+        <w:t>”,</w:t>
+      </w:r>
+      <w:r>
+        <w:t> "last_name",</w:t>
+      </w:r>
+      <w:r>
+        <w:t xml:space="preserve"> </w:t>
+      </w:r>
+      <w:r>
+        <w:t>"email"</w:t>
+      </w:r>
+      <w:r>
+        <w:t>,</w:t>
+      </w:r>
+      <w:r>
+        <w:t xml:space="preserve"> "is_staff"</w:t>
+      </w:r>
+      <w:r>
+        <w:t>,</w:t>
+      </w:r>
+      <w:r>
+        <w:t xml:space="preserve">  "is_active"</w:t>
+      </w:r>
+      <w:r>
+        <w:t>,</w:t>
+      </w:r>
+      <w:r>
+        <w:t xml:space="preserve"> "date_joined"</w:t>
+      </w:r>
+      <w:r>
+        <w:t xml:space="preserve">, </w:t>
+      </w:r>
+      <w:r>
+        <w:t>"groups"</w:t>
+      </w:r>
+      <w:r>
+        <w:t xml:space="preserve"> and </w:t>
+      </w:r>
+      <w:r>
+        <w:t>"user_permissions"</w:t>
+      </w:r>
+      <w:r>
+        <w:t xml:space="preserve"> </w:t>
+      </w:r>
+      <w:r>
+        <w:t>fields. Upon successful execution, the response will have a status of 201 and return the newly created object with its "id", "</w:t>
+      </w:r>
+      <w:r>
+        <w:t>username</w:t>
+      </w:r>
+      <w:r>
+        <w:t>", and "</w:t>
+      </w:r>
+      <w:r>
+        <w:t>email</w:t>
+      </w:r>
+      <w:r>
+        <w:t>" fields in the JSON format.</w:t>
+      </w:r>
+      <w:r>
+        <w:br/>
+      </w:r>
+      <w:r>
+        <w:t>{</w:t>
+      </w:r>
+    </w:p>
+    <w:p>
+      <w:r>
+        <w:t>    "id": 44,</w:t>
+      </w:r>
+    </w:p>
+    <w:p>
+      <w:r>
+        <w:t>    "username": "bon1",</w:t>
+      </w:r>
+    </w:p>
+    <w:p>
+      <w:r>
+        <w:t>    "email": ""</w:t>
+      </w:r>
+    </w:p>
+    <w:p>
+      <w:r>
+        <w:t>}</w:t>
+      </w:r>
+    </w:p>
+    <w:p>
+      <w:r>
+        <w:t>PUT:</w:t>
+      </w:r>
+    </w:p>
+    <w:p>
+      <w:r>
+        <w:t>500 Error(Internal Server Error)</w:t>
       </w:r>
     </w:p>
     <w:p>
@@ -565,395 +1453,216 @@
           <w:rPr>
             <w:rStyle w:val="Hyperlink"/>
           </w:rPr>
-          <w:t>http://127.0.0.1:8000//</w:t>
-        </w:r>
-        <w:r>
-          <w:rPr>
-            <w:rStyle w:val="Hyperlink"/>
-          </w:rPr>
-          <w:t>api/</w:t>
-        </w:r>
-        <w:r>
-          <w:rPr>
-            <w:rStyle w:val="Hyperlink"/>
-          </w:rPr>
-          <w:t>resource</w:t>
-        </w:r>
-        <w:r>
-          <w:rPr>
-            <w:rStyle w:val="Hyperlink"/>
-          </w:rPr>
-          <w:t>/deserial</w:t>
-        </w:r>
-        <w:r>
-          <w:rPr>
-            <w:rStyle w:val="Hyperlink"/>
-          </w:rPr>
-          <w:t>/ObjectId</w:t>
+          <w:t>http://127.0.0.1:8000/api/user/deserial/12</w:t>
         </w:r>
       </w:hyperlink>
     </w:p>
     <w:p>
       <w:r>
-        <w:t>GET:</w:t>
-      </w:r>
-    </w:p>
+        <w:t>DELETE:</w:t>
+      </w:r>
+    </w:p>
+    <w:p>
+      <w:r>
+        <w:t>{</w:t>
+      </w:r>
+    </w:p>
+    <w:p>
+      <w:r>
+        <w:lastRenderedPageBreak/>
+        <w:t>    "message": "User deleted successfully."</w:t>
+      </w:r>
+    </w:p>
+    <w:p>
+      <w:r>
+        <w:t>}</w:t>
+      </w:r>
+    </w:p>
+    <w:p/>
     <w:p>
       <w:hyperlink r:id="rId11" w:history="1">
         <w:r>
           <w:rPr>
             <w:rStyle w:val="Hyperlink"/>
           </w:rPr>
-          <w:t>http://127.0.0.1:8000//</w:t>
-        </w:r>
-        <w:r>
-          <w:rPr>
-            <w:rStyle w:val="Hyperlink"/>
-          </w:rPr>
-          <w:t>api/</w:t>
-        </w:r>
-        <w:r>
-          <w:rPr>
-            <w:rStyle w:val="Hyperlink"/>
-          </w:rPr>
-          <w:t>resource</w:t>
-        </w:r>
-        <w:r>
-          <w:rPr>
-            <w:rStyle w:val="Hyperlink"/>
-          </w:rPr>
-          <w:t>/deserial</w:t>
-        </w:r>
-        <w:r>
-          <w:rPr>
-            <w:rStyle w:val="Hyperlink"/>
-          </w:rPr>
-          <w:t>/ObjectId</w:t>
+          <w:t>http://127.0.0.1:8000/api/user/deserial/10</w:t>
         </w:r>
       </w:hyperlink>
     </w:p>
+    <w:p>
+      <w:r>
+        <w:t>GET:</w:t>
+      </w:r>
+    </w:p>
+    <w:p>
+      <w:r>
+        <w:t>To get all objects in the URL, you can make an HTTP GET request to the specified URL: http://127.0.0.1:8000/api/</w:t>
+      </w:r>
+      <w:r>
+        <w:t>user</w:t>
+      </w:r>
+      <w:r>
+        <w:t xml:space="preserve">/deserial. This will return a JSON response containing all the objects with their respective IDs, </w:t>
+      </w:r>
+      <w:r>
+        <w:t>password, last login, is superuser, username, first name, last name, email, is staff, is active, date joined, groups and user permissions</w:t>
+      </w:r>
+      <w:r>
+        <w:t xml:space="preserve">. The last execution of this request returned a JSON response with a status code of 200 and the content type of application/json. The response body contained an array of objects, each with an "id", </w:t>
+      </w:r>
+      <w:r>
+        <w:t xml:space="preserve"> “</w:t>
+      </w:r>
+      <w:r>
+        <w:t>password"</w:t>
+      </w:r>
+      <w:r>
+        <w:t xml:space="preserve">, </w:t>
+      </w:r>
+      <w:r>
+        <w:t>"last_login"</w:t>
+      </w:r>
+      <w:r>
+        <w:t xml:space="preserve">, </w:t>
+      </w:r>
+      <w:r>
+        <w:t>"is_superuser",</w:t>
+      </w:r>
+      <w:r>
+        <w:t xml:space="preserve"> </w:t>
+      </w:r>
+      <w:r>
+        <w:t>"username"</w:t>
+      </w:r>
+      <w:r>
+        <w:t xml:space="preserve">, </w:t>
+      </w:r>
+      <w:r>
+        <w:t xml:space="preserve"> "first_name</w:t>
+      </w:r>
+      <w:r>
+        <w:t>”,</w:t>
+      </w:r>
+      <w:r>
+        <w:t> "last_name",</w:t>
+      </w:r>
+      <w:r>
+        <w:t xml:space="preserve"> </w:t>
+      </w:r>
+      <w:r>
+        <w:t>"email"</w:t>
+      </w:r>
+      <w:r>
+        <w:t>,</w:t>
+      </w:r>
+      <w:r>
+        <w:t xml:space="preserve"> "is_staff"</w:t>
+      </w:r>
+      <w:r>
+        <w:t>,</w:t>
+      </w:r>
+      <w:r>
+        <w:t xml:space="preserve">  "is_active"</w:t>
+      </w:r>
+      <w:r>
+        <w:t>,</w:t>
+      </w:r>
+      <w:r>
+        <w:t xml:space="preserve"> "date_joined"</w:t>
+      </w:r>
+      <w:r>
+        <w:t xml:space="preserve">, </w:t>
+      </w:r>
+      <w:r>
+        <w:t>"groups"</w:t>
+      </w:r>
+      <w:r>
+        <w:t xml:space="preserve"> and </w:t>
+      </w:r>
+      <w:r>
+        <w:t>"user_permissions"</w:t>
+      </w:r>
+      <w:r>
+        <w:t>.</w:t>
+      </w:r>
+    </w:p>
+    <w:p>
+      <w:r>
+        <w:t>{</w:t>
+      </w:r>
+    </w:p>
+    <w:p>
+      <w:r>
+        <w:t>        "id": 3,</w:t>
+      </w:r>
+    </w:p>
+    <w:p>
+      <w:r>
+        <w:t>        "password": "testpassword1",</w:t>
+      </w:r>
+    </w:p>
+    <w:p>
+      <w:r>
+        <w:t>        "last_login": null,</w:t>
+      </w:r>
+    </w:p>
+    <w:p>
+      <w:r>
+        <w:t>        "is_superuser": false,</w:t>
+      </w:r>
+    </w:p>
+    <w:p>
+      <w:r>
+        <w:t>        "username": "testuser1",</w:t>
+      </w:r>
+    </w:p>
+    <w:p>
+      <w:r>
+        <w:t>        "first_name": "",</w:t>
+      </w:r>
+    </w:p>
+    <w:p>
+      <w:r>
+        <w:t>        "last_name": "",</w:t>
+      </w:r>
+    </w:p>
+    <w:p>
+      <w:r>
+        <w:t>        "email": "",</w:t>
+      </w:r>
+    </w:p>
+    <w:p>
+      <w:r>
+        <w:t>        "is_staff": false,</w:t>
+      </w:r>
+    </w:p>
+    <w:p>
+      <w:r>
+        <w:t>        "is_active": true,</w:t>
+      </w:r>
+    </w:p>
+    <w:p>
+      <w:r>
+        <w:t>        "date_joined": "2024-08-31T10:20:03.876952Z",</w:t>
+      </w:r>
+    </w:p>
+    <w:p>
+      <w:r>
+        <w:t>        "groups": [],</w:t>
+      </w:r>
+    </w:p>
+    <w:p>
+      <w:r>
+        <w:t>        "user_permissions": []</w:t>
+      </w:r>
+    </w:p>
+    <w:p>
+      <w:r>
+        <w:lastRenderedPageBreak/>
+        <w:t>    },</w:t>
+      </w:r>
+    </w:p>
     <w:p/>
-    <w:p/>
-    <w:p/>
-    <w:p>
-      <w:r>
-        <w:t>RE</w:t>
-      </w:r>
-      <w:r>
-        <w:t>PORT</w:t>
-      </w:r>
-      <w:r>
-        <w:t>:</w:t>
-      </w:r>
-    </w:p>
-    <w:p>
-      <w:r>
-        <w:t>POST:</w:t>
-      </w:r>
-      <w:r>
-        <w:br/>
-      </w:r>
-      <w:hyperlink r:id="rId12" w:history="1">
-        <w:r>
-          <w:rPr>
-            <w:rStyle w:val="Hyperlink"/>
-          </w:rPr>
-          <w:t>http://127.0.0.1:8000//api/</w:t>
-        </w:r>
-        <w:r>
-          <w:rPr>
-            <w:rStyle w:val="Hyperlink"/>
-          </w:rPr>
-          <w:t>report</w:t>
-        </w:r>
-        <w:r>
-          <w:rPr>
-            <w:rStyle w:val="Hyperlink"/>
-          </w:rPr>
-          <w:t>/deserial</w:t>
-        </w:r>
-      </w:hyperlink>
-    </w:p>
-    <w:p>
-      <w:r>
-        <w:t>PUT:</w:t>
-      </w:r>
-    </w:p>
-    <w:p>
-      <w:hyperlink r:id="rId13" w:history="1">
-        <w:r>
-          <w:rPr>
-            <w:rStyle w:val="Hyperlink"/>
-          </w:rPr>
-          <w:t>http://127.0.0.1:8000//</w:t>
-        </w:r>
-        <w:r>
-          <w:rPr>
-            <w:rStyle w:val="Hyperlink"/>
-          </w:rPr>
-          <w:t>api/</w:t>
-        </w:r>
-        <w:r>
-          <w:rPr>
-            <w:rStyle w:val="Hyperlink"/>
-          </w:rPr>
-          <w:t>report</w:t>
-        </w:r>
-        <w:r>
-          <w:rPr>
-            <w:rStyle w:val="Hyperlink"/>
-          </w:rPr>
-          <w:t>/deserial</w:t>
-        </w:r>
-        <w:r>
-          <w:rPr>
-            <w:rStyle w:val="Hyperlink"/>
-          </w:rPr>
-          <w:t>/ObjectId</w:t>
-        </w:r>
-      </w:hyperlink>
-    </w:p>
-    <w:p>
-      <w:r>
-        <w:lastRenderedPageBreak/>
-        <w:t>DELETE:</w:t>
-      </w:r>
-    </w:p>
-    <w:p>
-      <w:hyperlink r:id="rId14" w:history="1">
-        <w:r>
-          <w:rPr>
-            <w:rStyle w:val="Hyperlink"/>
-          </w:rPr>
-          <w:t>http://127.0.0.1:8000//</w:t>
-        </w:r>
-        <w:r>
-          <w:rPr>
-            <w:rStyle w:val="Hyperlink"/>
-          </w:rPr>
-          <w:t>api/</w:t>
-        </w:r>
-        <w:r>
-          <w:rPr>
-            <w:rStyle w:val="Hyperlink"/>
-          </w:rPr>
-          <w:t>report</w:t>
-        </w:r>
-        <w:r>
-          <w:rPr>
-            <w:rStyle w:val="Hyperlink"/>
-          </w:rPr>
-          <w:t>/deserial</w:t>
-        </w:r>
-        <w:r>
-          <w:rPr>
-            <w:rStyle w:val="Hyperlink"/>
-          </w:rPr>
-          <w:t>/ObjectId</w:t>
-        </w:r>
-      </w:hyperlink>
-    </w:p>
-    <w:p>
-      <w:r>
-        <w:t>GET:</w:t>
-      </w:r>
-    </w:p>
-    <w:p>
-      <w:hyperlink r:id="rId15" w:history="1">
-        <w:r>
-          <w:rPr>
-            <w:rStyle w:val="Hyperlink"/>
-          </w:rPr>
-          <w:t>http://127.0.0.1:8000//</w:t>
-        </w:r>
-        <w:r>
-          <w:rPr>
-            <w:rStyle w:val="Hyperlink"/>
-          </w:rPr>
-          <w:t>api/</w:t>
-        </w:r>
-        <w:r>
-          <w:rPr>
-            <w:rStyle w:val="Hyperlink"/>
-          </w:rPr>
-          <w:t>report</w:t>
-        </w:r>
-        <w:r>
-          <w:rPr>
-            <w:rStyle w:val="Hyperlink"/>
-          </w:rPr>
-          <w:t>/deserial</w:t>
-        </w:r>
-        <w:r>
-          <w:rPr>
-            <w:rStyle w:val="Hyperlink"/>
-          </w:rPr>
-          <w:t>/ObjectId</w:t>
-        </w:r>
-      </w:hyperlink>
-    </w:p>
-    <w:p/>
-    <w:p/>
-    <w:p/>
-    <w:p/>
-    <w:p/>
-    <w:p/>
-    <w:p/>
-    <w:p/>
-    <w:p/>
-    <w:p>
-      <w:r>
-        <w:t>USER</w:t>
-      </w:r>
-      <w:r>
-        <w:t>:</w:t>
-      </w:r>
-    </w:p>
-    <w:p>
-      <w:r>
-        <w:t>POST:</w:t>
-      </w:r>
-      <w:r>
-        <w:br/>
-      </w:r>
-      <w:hyperlink r:id="rId16" w:history="1">
-        <w:r>
-          <w:rPr>
-            <w:rStyle w:val="Hyperlink"/>
-          </w:rPr>
-          <w:t>http://127.0.0.1:8000//api/</w:t>
-        </w:r>
-        <w:r>
-          <w:rPr>
-            <w:rStyle w:val="Hyperlink"/>
-          </w:rPr>
-          <w:t>user</w:t>
-        </w:r>
-        <w:r>
-          <w:rPr>
-            <w:rStyle w:val="Hyperlink"/>
-          </w:rPr>
-          <w:t>/deserial</w:t>
-        </w:r>
-      </w:hyperlink>
-    </w:p>
-    <w:p>
-      <w:r>
-        <w:t>PUT:</w:t>
-      </w:r>
-    </w:p>
-    <w:p>
-      <w:hyperlink r:id="rId17" w:history="1">
-        <w:r>
-          <w:rPr>
-            <w:rStyle w:val="Hyperlink"/>
-          </w:rPr>
-          <w:t>http://127.0.0.1:8000//</w:t>
-        </w:r>
-        <w:r>
-          <w:rPr>
-            <w:rStyle w:val="Hyperlink"/>
-          </w:rPr>
-          <w:t>api/</w:t>
-        </w:r>
-        <w:r>
-          <w:rPr>
-            <w:rStyle w:val="Hyperlink"/>
-          </w:rPr>
-          <w:t>user</w:t>
-        </w:r>
-        <w:r>
-          <w:rPr>
-            <w:rStyle w:val="Hyperlink"/>
-          </w:rPr>
-          <w:t>/deserial</w:t>
-        </w:r>
-        <w:r>
-          <w:rPr>
-            <w:rStyle w:val="Hyperlink"/>
-          </w:rPr>
-          <w:t>/ObjectId</w:t>
-        </w:r>
-      </w:hyperlink>
-    </w:p>
-    <w:p>
-      <w:r>
-        <w:t>DELETE:</w:t>
-      </w:r>
-    </w:p>
-    <w:p>
-      <w:hyperlink r:id="rId18" w:history="1">
-        <w:r>
-          <w:rPr>
-            <w:rStyle w:val="Hyperlink"/>
-          </w:rPr>
-          <w:t>http://127.0.0.1:8000//</w:t>
-        </w:r>
-        <w:r>
-          <w:rPr>
-            <w:rStyle w:val="Hyperlink"/>
-          </w:rPr>
-          <w:t>api/</w:t>
-        </w:r>
-        <w:r>
-          <w:rPr>
-            <w:rStyle w:val="Hyperlink"/>
-          </w:rPr>
-          <w:t>user</w:t>
-        </w:r>
-        <w:r>
-          <w:rPr>
-            <w:rStyle w:val="Hyperlink"/>
-          </w:rPr>
-          <w:t>/deserial</w:t>
-        </w:r>
-        <w:r>
-          <w:rPr>
-            <w:rStyle w:val="Hyperlink"/>
-          </w:rPr>
-          <w:t>/ObjectId</w:t>
-        </w:r>
-      </w:hyperlink>
-    </w:p>
-    <w:p>
-      <w:r>
-        <w:t>GET:</w:t>
-      </w:r>
-    </w:p>
-    <w:p>
-      <w:hyperlink r:id="rId19" w:history="1">
-        <w:r>
-          <w:rPr>
-            <w:rStyle w:val="Hyperlink"/>
-          </w:rPr>
-          <w:t>http://127.0.0.1:8000//</w:t>
-        </w:r>
-        <w:r>
-          <w:rPr>
-            <w:rStyle w:val="Hyperlink"/>
-          </w:rPr>
-          <w:t>api/</w:t>
-        </w:r>
-        <w:r>
-          <w:rPr>
-            <w:rStyle w:val="Hyperlink"/>
-          </w:rPr>
-          <w:t>user</w:t>
-        </w:r>
-        <w:r>
-          <w:rPr>
-            <w:rStyle w:val="Hyperlink"/>
-          </w:rPr>
-          <w:t>/deserial</w:t>
-        </w:r>
-        <w:r>
-          <w:rPr>
-            <w:rStyle w:val="Hyperlink"/>
-          </w:rPr>
-          <w:t>/ObjectId</w:t>
-        </w:r>
-      </w:hyperlink>
-    </w:p>
     <w:p>
       <w:pPr>
         <w:pStyle w:val="ListParagraph"/>
